--- a/ciclo-de-cases/semana-01/Template de entrega - Case 01.docx
+++ b/ciclo-de-cases/semana-01/Template de entrega - Case 01.docx
@@ -10,14 +10,14 @@
         <w:rPr>
           <w:b/>
           <w:color w:val="C1272D"/>
-          <w:sz w:val="44"/>
+          <w:sz w:val="42"/>
         </w:rPr>
         <w:t>Template de entrega</w:t>
       </w:r>
     </w:p>
     <w:p>
       <w:pPr>
-        <w:spacing w:after="200"/>
+        <w:spacing w:after="180"/>
       </w:pPr>
       <w:r>
         <w:rPr>
@@ -25,7 +25,7 @@
           <w:color w:val="475569"/>
           <w:sz w:val="19"/>
         </w:rPr>
-        <w:t>Case 01, Rede Verdemar  ·  máximo 5 slides ou 2 páginas, incluindo capa</w:t>
+        <w:t>Case 01, FemVest  ·  máximo 5 slides ou 2 páginas, incluindo capa</w:t>
       </w:r>
     </w:p>
     <w:tbl>
@@ -36,8 +36,8 @@
         <w:tblLook w:firstColumn="1" w:firstRow="1" w:lastColumn="0" w:lastRow="0" w:noHBand="0" w:noVBand="1" w:val="04A0"/>
       </w:tblPr>
       <w:tblGrid>
-        <w:gridCol w:w="5100"/>
-        <w:gridCol w:w="5100"/>
+        <w:gridCol w:w="5156"/>
+        <w:gridCol w:w="5156"/>
       </w:tblGrid>
       <w:tr>
         <w:tc>
@@ -121,7 +121,7 @@
     </w:p>
     <w:p>
       <w:pPr>
-        <w:spacing w:before="240" w:after="80"/>
+        <w:spacing w:before="220" w:after="80"/>
         <w:pBdr>
           <w:bottom w:val="single" w:sz="6" w:color="C1272D"/>
         </w:pBdr>
@@ -130,7 +130,7 @@
         <w:rPr>
           <w:b/>
           <w:color w:val="C1272D"/>
-          <w:sz w:val="25"/>
+          <w:sz w:val="24"/>
         </w:rPr>
         <w:t>Recomendação em uma frase</w:t>
       </w:r>
@@ -146,7 +146,7 @@
           <w:color w:val="475569"/>
           <w:sz w:val="18"/>
         </w:rPr>
-        <w:t>Escreva aqui a recomendação com o número que a sustenta. Se ela não couber em uma frase, ela ainda não está pronta.</w:t>
+        <w:t>A recomendação com o número que a sustenta. Se não couber em uma frase, ainda não está pronta.</w:t>
       </w:r>
     </w:p>
     <w:p>
@@ -158,7 +158,7 @@
           <w:b w:val="0"/>
           <w:i w:val="0"/>
           <w:color w:val="1E293B"/>
-          <w:sz w:val="21"/>
+          <w:sz w:val="20"/>
         </w:rPr>
       </w:r>
     </w:p>
@@ -171,13 +171,13 @@
           <w:b w:val="0"/>
           <w:i w:val="0"/>
           <w:color w:val="1E293B"/>
-          <w:sz w:val="21"/>
+          <w:sz w:val="20"/>
         </w:rPr>
       </w:r>
     </w:p>
     <w:p>
       <w:pPr>
-        <w:spacing w:before="240" w:after="80"/>
+        <w:spacing w:before="220" w:after="80"/>
         <w:pBdr>
           <w:bottom w:val="single" w:sz="6" w:color="C1272D"/>
         </w:pBdr>
@@ -186,9 +186,9 @@
         <w:rPr>
           <w:b/>
           <w:color w:val="C1272D"/>
-          <w:sz w:val="25"/>
+          <w:sz w:val="24"/>
         </w:rPr>
-        <w:t>1. Diagnóstico</w:t>
+        <w:t>1. Diagnóstico e tamanho da oportunidade</w:t>
       </w:r>
     </w:p>
     <w:p>
@@ -202,7 +202,7 @@
           <w:color w:val="475569"/>
           <w:sz w:val="18"/>
         </w:rPr>
-        <w:t>Onde está o dinheiro hoje e onde ele está sendo destruído. Mostre o resultado por loja e diga qual critério vocês adotaram para o custo corporativo.</w:t>
+        <w:t>A cadeia do dimensionamento, de população até clientes no ano 5, com a receita e o ARPU. Deixe cada filtro visível.</w:t>
       </w:r>
     </w:p>
     <w:p>
@@ -214,7 +214,7 @@
           <w:b w:val="0"/>
           <w:i w:val="0"/>
           <w:color w:val="1E293B"/>
-          <w:sz w:val="21"/>
+          <w:sz w:val="20"/>
         </w:rPr>
       </w:r>
     </w:p>
@@ -227,7 +227,7 @@
           <w:b w:val="0"/>
           <w:i w:val="0"/>
           <w:color w:val="1E293B"/>
-          <w:sz w:val="21"/>
+          <w:sz w:val="20"/>
         </w:rPr>
       </w:r>
     </w:p>
@@ -240,7 +240,7 @@
           <w:b w:val="0"/>
           <w:i w:val="0"/>
           <w:color w:val="1E293B"/>
-          <w:sz w:val="21"/>
+          <w:sz w:val="20"/>
         </w:rPr>
       </w:r>
     </w:p>
@@ -253,13 +253,13 @@
           <w:b w:val="0"/>
           <w:i w:val="0"/>
           <w:color w:val="1E293B"/>
-          <w:sz w:val="21"/>
+          <w:sz w:val="20"/>
         </w:rPr>
       </w:r>
     </w:p>
     <w:p>
       <w:pPr>
-        <w:spacing w:before="240" w:after="80"/>
+        <w:spacing w:before="220" w:after="80"/>
         <w:pBdr>
           <w:bottom w:val="single" w:sz="6" w:color="C1272D"/>
         </w:pBdr>
@@ -268,9 +268,9 @@
         <w:rPr>
           <w:b/>
           <w:color w:val="C1272D"/>
-          <w:sz w:val="25"/>
+          <w:sz w:val="24"/>
         </w:rPr>
-        <w:t>2. Estratégia</w:t>
+        <w:t>2. Estratégia: segmento, proposta e modelo de receita</w:t>
       </w:r>
     </w:p>
     <w:p>
@@ -284,7 +284,7 @@
           <w:color w:val="475569"/>
           <w:sz w:val="18"/>
         </w:rPr>
-        <w:t>O que fazer, em ordem de prioridade, e o que vocês descartaram. Alternativa descartada sem justificativa escrita não conta como análise de alternativa.</w:t>
+        <w:t>Qual segmento, qual proposta de valor e de onde vem cada euro de receita sem PFOF. Diga o que descartou e por quê.</w:t>
       </w:r>
     </w:p>
     <w:p>
@@ -296,7 +296,7 @@
           <w:b w:val="0"/>
           <w:i w:val="0"/>
           <w:color w:val="1E293B"/>
-          <w:sz w:val="21"/>
+          <w:sz w:val="20"/>
         </w:rPr>
       </w:r>
     </w:p>
@@ -309,7 +309,7 @@
           <w:b w:val="0"/>
           <w:i w:val="0"/>
           <w:color w:val="1E293B"/>
-          <w:sz w:val="21"/>
+          <w:sz w:val="20"/>
         </w:rPr>
       </w:r>
     </w:p>
@@ -322,7 +322,7 @@
           <w:b w:val="0"/>
           <w:i w:val="0"/>
           <w:color w:val="1E293B"/>
-          <w:sz w:val="21"/>
+          <w:sz w:val="20"/>
         </w:rPr>
       </w:r>
     </w:p>
@@ -335,13 +335,13 @@
           <w:b w:val="0"/>
           <w:i w:val="0"/>
           <w:color w:val="1E293B"/>
-          <w:sz w:val="21"/>
+          <w:sz w:val="20"/>
         </w:rPr>
       </w:r>
     </w:p>
     <w:p>
       <w:pPr>
-        <w:spacing w:before="240" w:after="80"/>
+        <w:spacing w:before="220" w:after="80"/>
         <w:pBdr>
           <w:bottom w:val="single" w:sz="6" w:color="C1272D"/>
         </w:pBdr>
@@ -350,9 +350,9 @@
         <w:rPr>
           <w:b/>
           <w:color w:val="C1272D"/>
-          <w:sz w:val="25"/>
+          <w:sz w:val="24"/>
         </w:rPr>
-        <w:t>3. Finanças</w:t>
+        <w:t>3. Finanças: a conta fecha?</w:t>
       </w:r>
     </w:p>
     <w:p>
@@ -366,7 +366,7 @@
           <w:color w:val="475569"/>
           <w:sz w:val="18"/>
         </w:rPr>
-        <w:t>Os números que sustentam a recomendação, com a memória de cálculo visível. Separe o efeito do primeiro ano do efeito recorrente.</w:t>
+        <w:t>Resultado no ano 5, ponto de equilíbrio em clientes e em ARPU, e o patrimônio por cliente que isso exige. Memória de cálculo visível.</w:t>
       </w:r>
     </w:p>
     <w:p>
@@ -378,7 +378,7 @@
           <w:b w:val="0"/>
           <w:i w:val="0"/>
           <w:color w:val="1E293B"/>
-          <w:sz w:val="21"/>
+          <w:sz w:val="20"/>
         </w:rPr>
       </w:r>
     </w:p>
@@ -391,7 +391,7 @@
           <w:b w:val="0"/>
           <w:i w:val="0"/>
           <w:color w:val="1E293B"/>
-          <w:sz w:val="21"/>
+          <w:sz w:val="20"/>
         </w:rPr>
       </w:r>
     </w:p>
@@ -404,7 +404,7 @@
           <w:b w:val="0"/>
           <w:i w:val="0"/>
           <w:color w:val="1E293B"/>
-          <w:sz w:val="21"/>
+          <w:sz w:val="20"/>
         </w:rPr>
       </w:r>
     </w:p>
@@ -417,13 +417,13 @@
           <w:b w:val="0"/>
           <w:i w:val="0"/>
           <w:color w:val="1E293B"/>
-          <w:sz w:val="21"/>
+          <w:sz w:val="20"/>
         </w:rPr>
       </w:r>
     </w:p>
     <w:p>
       <w:pPr>
-        <w:spacing w:before="240" w:after="80"/>
+        <w:spacing w:before="220" w:after="80"/>
         <w:pBdr>
           <w:bottom w:val="single" w:sz="6" w:color="C1272D"/>
         </w:pBdr>
@@ -432,9 +432,9 @@
         <w:rPr>
           <w:b/>
           <w:color w:val="C1272D"/>
-          <w:sz w:val="25"/>
+          <w:sz w:val="24"/>
         </w:rPr>
-        <w:t>4. Riscos e próximos passos</w:t>
+        <w:t>4. Entrada, riscos e próximos passos</w:t>
       </w:r>
     </w:p>
     <w:p>
@@ -448,7 +448,7 @@
           <w:color w:val="475569"/>
           <w:sz w:val="18"/>
         </w:rPr>
-        <w:t>Três riscos da recomendação de vocês, com mitigação, e o que fazer nos primeiros 90 dias. Risco genérico como crise ou concorrência não pontua.</w:t>
+        <w:t>Plano dos primeiros 12 meses, três riscos com mitigação e os próximos passos. Risco genérico como concorrência ou crise não pontua.</w:t>
       </w:r>
     </w:p>
     <w:p>
@@ -460,7 +460,7 @@
           <w:b w:val="0"/>
           <w:i w:val="0"/>
           <w:color w:val="1E293B"/>
-          <w:sz w:val="21"/>
+          <w:sz w:val="20"/>
         </w:rPr>
       </w:r>
     </w:p>
@@ -473,7 +473,7 @@
           <w:b w:val="0"/>
           <w:i w:val="0"/>
           <w:color w:val="1E293B"/>
-          <w:sz w:val="21"/>
+          <w:sz w:val="20"/>
         </w:rPr>
       </w:r>
     </w:p>
@@ -486,13 +486,13 @@
           <w:b w:val="0"/>
           <w:i w:val="0"/>
           <w:color w:val="1E293B"/>
-          <w:sz w:val="21"/>
+          <w:sz w:val="20"/>
         </w:rPr>
       </w:r>
     </w:p>
     <w:p>
       <w:pPr>
-        <w:spacing w:before="240" w:after="80"/>
+        <w:spacing w:before="220" w:after="80"/>
         <w:pBdr>
           <w:bottom w:val="single" w:sz="6" w:color="C1272D"/>
         </w:pBdr>
@@ -501,7 +501,7 @@
         <w:rPr>
           <w:b/>
           <w:color w:val="C1272D"/>
-          <w:sz w:val="25"/>
+          <w:sz w:val="24"/>
         </w:rPr>
         <w:t>Antes de enviar, confira</w:t>
       </w:r>
@@ -509,12 +509,12 @@
     <w:p>
       <w:pPr>
         <w:pStyle w:val="ListBullet"/>
-        <w:spacing w:after="60"/>
+        <w:spacing w:after="40"/>
       </w:pPr>
       <w:r>
         <w:rPr>
           <w:color w:val="1E293B"/>
-          <w:sz w:val="21"/>
+          <w:sz w:val="20"/>
         </w:rPr>
         <w:t>A recomendação está na primeira página ou no primeiro slide, com número.</w:t>
       </w:r>
@@ -522,38 +522,38 @@
     <w:p>
       <w:pPr>
         <w:pStyle w:val="ListBullet"/>
-        <w:spacing w:after="60"/>
+        <w:spacing w:after="40"/>
       </w:pPr>
       <w:r>
         <w:rPr>
           <w:color w:val="1E293B"/>
-          <w:sz w:val="21"/>
+          <w:sz w:val="20"/>
         </w:rPr>
-        <w:t>A memória de cálculo dos números principais está visível.</w:t>
+        <w:t>A cadeia do dimensionamento está visível, filtro por filtro.</w:t>
       </w:r>
     </w:p>
     <w:p>
       <w:pPr>
         <w:pStyle w:val="ListBullet"/>
-        <w:spacing w:after="60"/>
+        <w:spacing w:after="40"/>
       </w:pPr>
       <w:r>
         <w:rPr>
           <w:color w:val="1E293B"/>
-          <w:sz w:val="21"/>
+          <w:sz w:val="20"/>
         </w:rPr>
-        <w:t>O critério do custo corporativo está declarado por escrito.</w:t>
+        <w:t>O modelo de receita não depende de PFOF.</w:t>
       </w:r>
     </w:p>
     <w:p>
       <w:pPr>
         <w:pStyle w:val="ListBullet"/>
-        <w:spacing w:after="60"/>
+        <w:spacing w:after="40"/>
       </w:pPr>
       <w:r>
         <w:rPr>
           <w:color w:val="1E293B"/>
-          <w:sz w:val="21"/>
+          <w:sz w:val="20"/>
         </w:rPr>
         <w:t>Está dentro de 5 slides ou 2 páginas.</w:t>
       </w:r>
@@ -561,12 +561,12 @@
     <w:p>
       <w:pPr>
         <w:pStyle w:val="ListBullet"/>
-        <w:spacing w:after="60"/>
+        <w:spacing w:after="40"/>
       </w:pPr>
       <w:r>
         <w:rPr>
           <w:color w:val="1E293B"/>
-          <w:sz w:val="21"/>
+          <w:sz w:val="20"/>
         </w:rPr>
         <w:t>Vocês conferiram se todos os números do enunciado fecham entre si.</w:t>
       </w:r>
@@ -575,7 +575,7 @@
       <w:headerReference w:type="default" r:id="rId9"/>
       <w:footerReference w:type="default" r:id="rId10"/>
       <w:pgSz w:w="12240" w:h="15840"/>
-      <w:pgMar w:top="737" w:right="1020" w:bottom="737" w:left="1020" w:header="720" w:footer="720" w:gutter="0"/>
+      <w:pgMar w:top="737" w:right="964" w:bottom="737" w:left="964" w:header="720" w:footer="720" w:gutter="0"/>
       <w:cols w:space="720"/>
       <w:docGrid w:linePitch="360"/>
     </w:sectPr>
@@ -594,7 +594,7 @@
         <w:color w:val="475569"/>
         <w:sz w:val="16"/>
       </w:rPr>
-      <w:t>Clube de Consultoria Universitário  ·  dados fictícios, para fins de treinamento</w:t>
+      <w:t>Clube de Consultoria Universitário  ·  Diretoria de Gestão de Pessoas</w:t>
     </w:r>
   </w:p>
 </w:ftr>
@@ -606,7 +606,7 @@
     <w:pPr>
       <w:pStyle w:val="Header"/>
       <w:tabs>
-        <w:tab w:pos="9865" w:val="right"/>
+        <w:tab w:pos="9978" w:val="right"/>
       </w:tabs>
     </w:pPr>
     <w:r>
@@ -1020,12 +1020,12 @@
     <w:qFormat/>
     <w:rsid w:val="00FC693F"/>
     <w:pPr>
-      <w:spacing w:after="120"/>
+      <w:spacing w:after="100"/>
     </w:pPr>
     <w:rPr>
       <w:rFonts w:ascii="Calibri" w:hAnsi="Calibri"/>
       <w:color w:val="1E293B"/>
-      <w:sz w:val="21"/>
+      <w:sz w:val="20"/>
     </w:rPr>
   </w:style>
   <w:style w:type="paragraph" w:styleId="Header">

--- a/ciclo-de-cases/semana-01/Template de entrega - Case 01.docx
+++ b/ciclo-de-cases/semana-01/Template de entrega - Case 01.docx
@@ -10,20 +10,20 @@
         <w:rPr>
           <w:b/>
           <w:color w:val="C1272D"/>
-          <w:sz w:val="42"/>
+          <w:sz w:val="40"/>
         </w:rPr>
         <w:t>Template de entrega</w:t>
       </w:r>
     </w:p>
     <w:p>
       <w:pPr>
-        <w:spacing w:after="180"/>
+        <w:spacing w:after="160"/>
       </w:pPr>
       <w:r>
         <w:rPr>
           <w:i/>
           <w:color w:val="475569"/>
-          <w:sz w:val="19"/>
+          <w:sz w:val="18"/>
         </w:rPr>
         <w:t>Case 01, FemVest  ·  máximo 5 slides ou 2 páginas, incluindo capa</w:t>
       </w:r>
@@ -47,7 +47,7 @@
           </w:tcPr>
           <w:p>
             <w:pPr>
-              <w:spacing w:after="20"/>
+              <w:spacing w:after="0"/>
             </w:pPr>
             <w:r>
               <w:rPr>
@@ -66,7 +66,7 @@
           </w:tcPr>
           <w:p>
             <w:pPr>
-              <w:spacing w:after="20"/>
+              <w:spacing w:after="0"/>
             </w:pPr>
             <w:r>
               <w:rPr>
@@ -86,10 +86,11 @@
           </w:tcPr>
           <w:p>
             <w:pPr>
-              <w:spacing w:after="20"/>
+              <w:spacing w:after="0"/>
             </w:pPr>
             <w:r>
               <w:rPr>
+                <w:b/>
                 <w:color w:val="1E293B"/>
                 <w:sz w:val="20"/>
               </w:rPr>
@@ -102,7 +103,7 @@
           </w:tcPr>
           <w:p>
             <w:pPr>
-              <w:spacing w:after="20"/>
+              <w:spacing w:after="0"/>
             </w:pPr>
             <w:r>
               <w:rPr>
@@ -116,12 +117,13 @@
     </w:tbl>
     <w:p>
       <w:pPr>
-        <w:spacing w:after="20"/>
+        <w:spacing w:after="0"/>
       </w:pPr>
     </w:p>
     <w:p>
       <w:pPr>
-        <w:spacing w:before="220" w:after="80"/>
+        <w:keepNext/>
+        <w:spacing w:before="180" w:after="60"/>
         <w:pBdr>
           <w:bottom w:val="single" w:sz="6" w:color="C1272D"/>
         </w:pBdr>
@@ -130,14 +132,14 @@
         <w:rPr>
           <w:b/>
           <w:color w:val="C1272D"/>
-          <w:sz w:val="24"/>
+          <w:sz w:val="23"/>
         </w:rPr>
         <w:t>Recomendação em uma frase</w:t>
       </w:r>
     </w:p>
     <w:p>
       <w:pPr>
-        <w:spacing w:after="80"/>
+        <w:spacing w:after="60"/>
       </w:pPr>
       <w:r>
         <w:rPr>
@@ -151,7 +153,7 @@
     </w:p>
     <w:p>
       <w:pPr>
-        <w:spacing w:after="200"/>
+        <w:spacing w:after="180"/>
       </w:pPr>
       <w:r>
         <w:rPr>
@@ -164,7 +166,7 @@
     </w:p>
     <w:p>
       <w:pPr>
-        <w:spacing w:after="200"/>
+        <w:spacing w:after="180"/>
       </w:pPr>
       <w:r>
         <w:rPr>
@@ -177,7 +179,8 @@
     </w:p>
     <w:p>
       <w:pPr>
-        <w:spacing w:before="220" w:after="80"/>
+        <w:keepNext/>
+        <w:spacing w:before="180" w:after="60"/>
         <w:pBdr>
           <w:bottom w:val="single" w:sz="6" w:color="C1272D"/>
         </w:pBdr>
@@ -186,14 +189,14 @@
         <w:rPr>
           <w:b/>
           <w:color w:val="C1272D"/>
-          <w:sz w:val="24"/>
+          <w:sz w:val="23"/>
         </w:rPr>
-        <w:t>1. Diagnóstico e tamanho da oportunidade</w:t>
+        <w:t>1. Tamanho do mercado e receita potencial</w:t>
       </w:r>
     </w:p>
     <w:p>
       <w:pPr>
-        <w:spacing w:after="80"/>
+        <w:spacing w:after="60"/>
       </w:pPr>
       <w:r>
         <w:rPr>
@@ -202,12 +205,12 @@
           <w:color w:val="475569"/>
           <w:sz w:val="18"/>
         </w:rPr>
-        <w:t>A cadeia do dimensionamento, de população até clientes no ano 5, com a receita e o ARPU. Deixe cada filtro visível.</w:t>
+        <w:t>A cadeia do dimensionamento, filtro por filtro, até a usuária e até a receita do ano 1. Deixe cada etapa visível para dar para refazer a conta.</w:t>
       </w:r>
     </w:p>
     <w:p>
       <w:pPr>
-        <w:spacing w:after="200"/>
+        <w:spacing w:after="180"/>
       </w:pPr>
       <w:r>
         <w:rPr>
@@ -220,7 +223,7 @@
     </w:p>
     <w:p>
       <w:pPr>
-        <w:spacing w:after="200"/>
+        <w:spacing w:after="180"/>
       </w:pPr>
       <w:r>
         <w:rPr>
@@ -233,7 +236,7 @@
     </w:p>
     <w:p>
       <w:pPr>
-        <w:spacing w:after="200"/>
+        <w:spacing w:after="180"/>
       </w:pPr>
       <w:r>
         <w:rPr>
@@ -246,7 +249,7 @@
     </w:p>
     <w:p>
       <w:pPr>
-        <w:spacing w:after="200"/>
+        <w:spacing w:after="180"/>
       </w:pPr>
       <w:r>
         <w:rPr>
@@ -259,7 +262,8 @@
     </w:p>
     <w:p>
       <w:pPr>
-        <w:spacing w:before="220" w:after="80"/>
+        <w:keepNext/>
+        <w:spacing w:before="180" w:after="60"/>
         <w:pBdr>
           <w:bottom w:val="single" w:sz="6" w:color="C1272D"/>
         </w:pBdr>
@@ -268,14 +272,14 @@
         <w:rPr>
           <w:b/>
           <w:color w:val="C1272D"/>
-          <w:sz w:val="24"/>
+          <w:sz w:val="23"/>
         </w:rPr>
-        <w:t>2. Estratégia: segmento, proposta e modelo de receita</w:t>
+        <w:t>2. Business case de três anos e ponto de equilíbrio</w:t>
       </w:r>
     </w:p>
     <w:p>
       <w:pPr>
-        <w:spacing w:after="80"/>
+        <w:spacing w:after="60"/>
       </w:pPr>
       <w:r>
         <w:rPr>
@@ -284,12 +288,12 @@
           <w:color w:val="475569"/>
           <w:sz w:val="18"/>
         </w:rPr>
-        <w:t>Qual segmento, qual proposta de valor e de onde vem cada euro de receita sem PFOF. Diga o que descartou e por quê.</w:t>
+        <w:t>Margem de contribuição por usuária, ponto de equilíbrio, resultado ano a ano e a leitura do que isso significa para uma empresa financiada por venture capital. Diga qual premissa usou para o custo de aquisição.</w:t>
       </w:r>
     </w:p>
     <w:p>
       <w:pPr>
-        <w:spacing w:after="200"/>
+        <w:spacing w:after="180"/>
       </w:pPr>
       <w:r>
         <w:rPr>
@@ -302,7 +306,7 @@
     </w:p>
     <w:p>
       <w:pPr>
-        <w:spacing w:after="200"/>
+        <w:spacing w:after="180"/>
       </w:pPr>
       <w:r>
         <w:rPr>
@@ -315,7 +319,7 @@
     </w:p>
     <w:p>
       <w:pPr>
-        <w:spacing w:after="200"/>
+        <w:spacing w:after="180"/>
       </w:pPr>
       <w:r>
         <w:rPr>
@@ -328,7 +332,7 @@
     </w:p>
     <w:p>
       <w:pPr>
-        <w:spacing w:after="200"/>
+        <w:spacing w:after="180"/>
       </w:pPr>
       <w:r>
         <w:rPr>
@@ -341,7 +345,8 @@
     </w:p>
     <w:p>
       <w:pPr>
-        <w:spacing w:before="220" w:after="80"/>
+        <w:keepNext/>
+        <w:spacing w:before="180" w:after="60"/>
         <w:pBdr>
           <w:bottom w:val="single" w:sz="6" w:color="C1272D"/>
         </w:pBdr>
@@ -350,14 +355,14 @@
         <w:rPr>
           <w:b/>
           <w:color w:val="C1272D"/>
-          <w:sz w:val="24"/>
+          <w:sz w:val="23"/>
         </w:rPr>
-        <w:t>3. Finanças: a conta fecha?</w:t>
+        <w:t>3. Estratégia de produto e priorização</w:t>
       </w:r>
     </w:p>
     <w:p>
       <w:pPr>
-        <w:spacing w:after="80"/>
+        <w:spacing w:after="60"/>
       </w:pPr>
       <w:r>
         <w:rPr>
@@ -366,12 +371,12 @@
           <w:color w:val="475569"/>
           <w:sz w:val="18"/>
         </w:rPr>
-        <w:t>Resultado no ano 5, ponto de equilíbrio em clientes e em ARPU, e o patrimônio por cliente que isso exige. Memória de cálculo visível.</w:t>
+        <w:t>Essencial, desejável e opcional, cada item justificado com o dado do Anexo C. Priorizar é dizer o que fica de fora, não só o que entra.</w:t>
       </w:r>
     </w:p>
     <w:p>
       <w:pPr>
-        <w:spacing w:after="200"/>
+        <w:spacing w:after="180"/>
       </w:pPr>
       <w:r>
         <w:rPr>
@@ -384,7 +389,7 @@
     </w:p>
     <w:p>
       <w:pPr>
-        <w:spacing w:after="200"/>
+        <w:spacing w:after="180"/>
       </w:pPr>
       <w:r>
         <w:rPr>
@@ -397,7 +402,7 @@
     </w:p>
     <w:p>
       <w:pPr>
-        <w:spacing w:after="200"/>
+        <w:spacing w:after="180"/>
       </w:pPr>
       <w:r>
         <w:rPr>
@@ -410,7 +415,7 @@
     </w:p>
     <w:p>
       <w:pPr>
-        <w:spacing w:after="200"/>
+        <w:spacing w:after="180"/>
       </w:pPr>
       <w:r>
         <w:rPr>
@@ -423,7 +428,8 @@
     </w:p>
     <w:p>
       <w:pPr>
-        <w:spacing w:before="220" w:after="80"/>
+        <w:keepNext/>
+        <w:spacing w:before="180" w:after="60"/>
         <w:pBdr>
           <w:bottom w:val="single" w:sz="6" w:color="C1272D"/>
         </w:pBdr>
@@ -432,14 +438,14 @@
         <w:rPr>
           <w:b/>
           <w:color w:val="C1272D"/>
-          <w:sz w:val="24"/>
+          <w:sz w:val="23"/>
         </w:rPr>
-        <w:t>4. Entrada, riscos e próximos passos</w:t>
+        <w:t>4. Entrada no mercado, nas cinco dimensões</w:t>
       </w:r>
     </w:p>
     <w:p>
       <w:pPr>
-        <w:spacing w:after="80"/>
+        <w:spacing w:after="60"/>
       </w:pPr>
       <w:r>
         <w:rPr>
@@ -448,12 +454,12 @@
           <w:color w:val="475569"/>
           <w:sz w:val="18"/>
         </w:rPr>
-        <w:t>Plano dos primeiros 12 meses, três riscos com mitigação e os próximos passos. Risco genérico como concorrência ou crise não pontua.</w:t>
+        <w:t>Segmento, proposta de valor, canal, precificação e métricas de sucesso. Uma linha por dimensão já resolve, desde que cada uma tenha justificativa.</w:t>
       </w:r>
     </w:p>
     <w:p>
       <w:pPr>
-        <w:spacing w:after="200"/>
+        <w:spacing w:after="180"/>
       </w:pPr>
       <w:r>
         <w:rPr>
@@ -466,7 +472,7 @@
     </w:p>
     <w:p>
       <w:pPr>
-        <w:spacing w:after="200"/>
+        <w:spacing w:after="180"/>
       </w:pPr>
       <w:r>
         <w:rPr>
@@ -479,7 +485,7 @@
     </w:p>
     <w:p>
       <w:pPr>
-        <w:spacing w:after="200"/>
+        <w:spacing w:after="180"/>
       </w:pPr>
       <w:r>
         <w:rPr>
@@ -492,7 +498,21 @@
     </w:p>
     <w:p>
       <w:pPr>
-        <w:spacing w:before="220" w:after="80"/>
+        <w:spacing w:after="180"/>
+      </w:pPr>
+      <w:r>
+        <w:rPr>
+          <w:b w:val="0"/>
+          <w:i w:val="0"/>
+          <w:color w:val="1E293B"/>
+          <w:sz w:val="20"/>
+        </w:rPr>
+      </w:r>
+    </w:p>
+    <w:p>
+      <w:pPr>
+        <w:keepNext/>
+        <w:spacing w:before="180" w:after="60"/>
         <w:pBdr>
           <w:bottom w:val="single" w:sz="6" w:color="C1272D"/>
         </w:pBdr>
@@ -501,7 +521,77 @@
         <w:rPr>
           <w:b/>
           <w:color w:val="C1272D"/>
-          <w:sz w:val="24"/>
+          <w:sz w:val="23"/>
+        </w:rPr>
+        <w:t>Riscos e próximos passos</w:t>
+      </w:r>
+    </w:p>
+    <w:p>
+      <w:pPr>
+        <w:spacing w:after="60"/>
+      </w:pPr>
+      <w:r>
+        <w:rPr>
+          <w:b w:val="0"/>
+          <w:i/>
+          <w:color w:val="475569"/>
+          <w:sz w:val="18"/>
+        </w:rPr>
+        <w:t>Três riscos específicos da recomendação de vocês, com mitigação. Risco genérico como concorrência ou crise não pontua.</w:t>
+      </w:r>
+    </w:p>
+    <w:p>
+      <w:pPr>
+        <w:spacing w:after="180"/>
+      </w:pPr>
+      <w:r>
+        <w:rPr>
+          <w:b w:val="0"/>
+          <w:i w:val="0"/>
+          <w:color w:val="1E293B"/>
+          <w:sz w:val="20"/>
+        </w:rPr>
+      </w:r>
+    </w:p>
+    <w:p>
+      <w:pPr>
+        <w:spacing w:after="180"/>
+      </w:pPr>
+      <w:r>
+        <w:rPr>
+          <w:b w:val="0"/>
+          <w:i w:val="0"/>
+          <w:color w:val="1E293B"/>
+          <w:sz w:val="20"/>
+        </w:rPr>
+      </w:r>
+    </w:p>
+    <w:p>
+      <w:pPr>
+        <w:spacing w:after="180"/>
+      </w:pPr>
+      <w:r>
+        <w:rPr>
+          <w:b w:val="0"/>
+          <w:i w:val="0"/>
+          <w:color w:val="1E293B"/>
+          <w:sz w:val="20"/>
+        </w:rPr>
+      </w:r>
+    </w:p>
+    <w:p>
+      <w:pPr>
+        <w:keepNext/>
+        <w:spacing w:before="180" w:after="60"/>
+        <w:pBdr>
+          <w:bottom w:val="single" w:sz="6" w:color="C1272D"/>
+        </w:pBdr>
+      </w:pPr>
+      <w:r>
+        <w:rPr>
+          <w:b/>
+          <w:color w:val="C1272D"/>
+          <w:sz w:val="23"/>
         </w:rPr>
         <w:t>Antes de enviar, confira</w:t>
       </w:r>
@@ -509,12 +599,13 @@
     <w:p>
       <w:pPr>
         <w:pStyle w:val="ListBullet"/>
-        <w:spacing w:after="40"/>
+        <w:spacing w:after="20"/>
+        <w:ind w:left="312"/>
       </w:pPr>
       <w:r>
         <w:rPr>
           <w:color w:val="1E293B"/>
-          <w:sz w:val="20"/>
+          <w:sz w:val="19"/>
         </w:rPr>
         <w:t>A recomendação está na primeira página ou no primeiro slide, com número.</w:t>
       </w:r>
@@ -522,12 +613,13 @@
     <w:p>
       <w:pPr>
         <w:pStyle w:val="ListBullet"/>
-        <w:spacing w:after="40"/>
+        <w:spacing w:after="20"/>
+        <w:ind w:left="312"/>
       </w:pPr>
       <w:r>
         <w:rPr>
           <w:color w:val="1E293B"/>
-          <w:sz w:val="20"/>
+          <w:sz w:val="19"/>
         </w:rPr>
         <w:t>A cadeia do dimensionamento está visível, filtro por filtro.</w:t>
       </w:r>
@@ -535,25 +627,55 @@
     <w:p>
       <w:pPr>
         <w:pStyle w:val="ListBullet"/>
-        <w:spacing w:after="40"/>
+        <w:spacing w:after="20"/>
+        <w:ind w:left="312"/>
       </w:pPr>
       <w:r>
         <w:rPr>
           <w:color w:val="1E293B"/>
-          <w:sz w:val="20"/>
+          <w:sz w:val="19"/>
         </w:rPr>
-        <w:t>O modelo de receita não depende de PFOF.</w:t>
+        <w:t>A premissa do custo de aquisição está escrita.</w:t>
       </w:r>
     </w:p>
     <w:p>
       <w:pPr>
         <w:pStyle w:val="ListBullet"/>
-        <w:spacing w:after="40"/>
+        <w:spacing w:after="20"/>
+        <w:ind w:left="312"/>
       </w:pPr>
       <w:r>
         <w:rPr>
           <w:color w:val="1E293B"/>
-          <w:sz w:val="20"/>
+          <w:sz w:val="19"/>
+        </w:rPr>
+        <w:t>A priorização de produto cita o dado que a justifica.</w:t>
+      </w:r>
+    </w:p>
+    <w:p>
+      <w:pPr>
+        <w:pStyle w:val="ListBullet"/>
+        <w:spacing w:after="20"/>
+        <w:ind w:left="312"/>
+      </w:pPr>
+      <w:r>
+        <w:rPr>
+          <w:color w:val="1E293B"/>
+          <w:sz w:val="19"/>
+        </w:rPr>
+        <w:t>As cinco dimensões da entrada estão cobertas, inclusive precificação e métricas.</w:t>
+      </w:r>
+    </w:p>
+    <w:p>
+      <w:pPr>
+        <w:pStyle w:val="ListBullet"/>
+        <w:spacing w:after="20"/>
+        <w:ind w:left="312"/>
+      </w:pPr>
+      <w:r>
+        <w:rPr>
+          <w:color w:val="1E293B"/>
+          <w:sz w:val="19"/>
         </w:rPr>
         <w:t>Está dentro de 5 slides ou 2 páginas.</w:t>
       </w:r>
@@ -561,21 +683,22 @@
     <w:p>
       <w:pPr>
         <w:pStyle w:val="ListBullet"/>
-        <w:spacing w:after="40"/>
+        <w:spacing w:after="20"/>
+        <w:ind w:left="312"/>
       </w:pPr>
       <w:r>
         <w:rPr>
           <w:color w:val="1E293B"/>
-          <w:sz w:val="20"/>
+          <w:sz w:val="19"/>
         </w:rPr>
-        <w:t>Vocês conferiram se todos os números do enunciado fecham entre si.</w:t>
+        <w:t>Vocês checaram se os números dos anexos fecham entre si.</w:t>
       </w:r>
     </w:p>
     <w:sectPr>
       <w:headerReference w:type="default" r:id="rId9"/>
       <w:footerReference w:type="default" r:id="rId10"/>
       <w:pgSz w:w="12240" w:h="15840"/>
-      <w:pgMar w:top="737" w:right="964" w:bottom="737" w:left="964" w:header="720" w:footer="720" w:gutter="0"/>
+      <w:pgMar w:top="680" w:right="964" w:bottom="680" w:left="964" w:header="720" w:footer="720" w:gutter="0"/>
       <w:cols w:space="720"/>
       <w:docGrid w:linePitch="360"/>
     </w:sectPr>
@@ -592,9 +715,9 @@
     <w:r>
       <w:rPr>
         <w:color w:val="475569"/>
-        <w:sz w:val="16"/>
-      </w:rPr>
-      <w:t>Clube de Consultoria Universitário  ·  Diretoria de Gestão de Pessoas</w:t>
+        <w:sz w:val="15"/>
+      </w:rPr>
+      <w:t>Clube de Consultoria Universitário  ·  Gestão de Pessoas</w:t>
     </w:r>
   </w:p>
 </w:ftr>
@@ -612,7 +735,7 @@
     <w:r>
       <w:drawing>
         <wp:inline xmlns:a="http://schemas.openxmlformats.org/drawingml/2006/main" xmlns:pic="http://schemas.openxmlformats.org/drawingml/2006/picture">
-          <wp:extent cx="792000" cy="380012"/>
+          <wp:extent cx="756000" cy="362739"/>
           <wp:docPr id="1" name="Picture 1"/>
           <wp:cNvGraphicFramePr>
             <a:graphicFrameLocks noChangeAspect="1"/>
@@ -633,7 +756,7 @@
                 <pic:spPr>
                   <a:xfrm>
                     <a:off x="0" y="0"/>
-                    <a:ext cx="792000" cy="380012"/>
+                    <a:ext cx="756000" cy="362739"/>
                   </a:xfrm>
                   <a:prstGeom prst="rect"/>
                 </pic:spPr>
@@ -647,7 +770,7 @@
       <w:rPr>
         <w:b/>
         <w:color w:val="C1272D"/>
-        <w:sz w:val="18"/>
+        <w:sz w:val="17"/>
       </w:rPr>
       <w:tab/>
       <w:t>Ciclo de cases  ·  Template de entrega</w:t>
@@ -1020,7 +1143,7 @@
     <w:qFormat/>
     <w:rsid w:val="00FC693F"/>
     <w:pPr>
-      <w:spacing w:after="100"/>
+      <w:spacing w:after="80"/>
     </w:pPr>
     <w:rPr>
       <w:rFonts w:ascii="Calibri" w:hAnsi="Calibri"/>

--- a/ciclo-de-cases/semana-01/Template de entrega - Case 01.docx
+++ b/ciclo-de-cases/semana-01/Template de entrega - Case 01.docx
@@ -17,7 +17,7 @@
     </w:p>
     <w:p>
       <w:pPr>
-        <w:spacing w:after="160"/>
+        <w:spacing w:after="140"/>
       </w:pPr>
       <w:r>
         <w:rPr>
@@ -36,8 +36,8 @@
         <w:tblLook w:firstColumn="1" w:firstRow="1" w:lastColumn="0" w:lastRow="0" w:noHBand="0" w:noVBand="1" w:val="04A0"/>
       </w:tblPr>
       <w:tblGrid>
-        <w:gridCol w:w="5156"/>
-        <w:gridCol w:w="5156"/>
+        <w:gridCol w:w="5213"/>
+        <w:gridCol w:w="5213"/>
       </w:tblGrid>
       <w:tr>
         <w:tc>
@@ -61,7 +61,7 @@
         </w:tc>
         <w:tc>
           <w:tcPr>
-            <w:tcW w:type="dxa" w:w="4535"/>
+            <w:tcW w:type="dxa" w:w="4649"/>
             <w:shd w:val="clear" w:fill="C1272D"/>
           </w:tcPr>
           <w:p>
@@ -99,7 +99,7 @@
         </w:tc>
         <w:tc>
           <w:tcPr>
-            <w:tcW w:type="dxa" w:w="4535"/>
+            <w:tcW w:type="dxa" w:w="4649"/>
           </w:tcPr>
           <w:p>
             <w:pPr>
@@ -122,8 +122,22 @@
     </w:p>
     <w:p>
       <w:pPr>
+        <w:spacing w:after="100"/>
+      </w:pPr>
+      <w:r>
+        <w:rPr>
+          <w:b w:val="0"/>
+          <w:i/>
+          <w:color w:val="475569"/>
+          <w:sz w:val="18"/>
+        </w:rPr>
+        <w:t>Uma seção por pergunta do enunciado, na mesma ordem. Não há seção extra: o que não é perguntado não é corrigido.</w:t>
+      </w:r>
+    </w:p>
+    <w:p>
+      <w:pPr>
         <w:keepNext/>
-        <w:spacing w:before="180" w:after="60"/>
+        <w:spacing w:before="160" w:after="60"/>
         <w:pBdr>
           <w:bottom w:val="single" w:sz="6" w:color="C1272D"/>
         </w:pBdr>
@@ -153,7 +167,7 @@
     </w:p>
     <w:p>
       <w:pPr>
-        <w:spacing w:after="180"/>
+        <w:spacing w:after="200"/>
       </w:pPr>
       <w:r>
         <w:rPr>
@@ -166,7 +180,7 @@
     </w:p>
     <w:p>
       <w:pPr>
-        <w:spacing w:after="180"/>
+        <w:spacing w:after="200"/>
       </w:pPr>
       <w:r>
         <w:rPr>
@@ -180,7 +194,7 @@
     <w:p>
       <w:pPr>
         <w:keepNext/>
-        <w:spacing w:before="180" w:after="60"/>
+        <w:spacing w:before="160" w:after="60"/>
         <w:pBdr>
           <w:bottom w:val="single" w:sz="6" w:color="C1272D"/>
         </w:pBdr>
@@ -191,7 +205,7 @@
           <w:color w:val="C1272D"/>
           <w:sz w:val="23"/>
         </w:rPr>
-        <w:t>1. Tamanho do mercado e receita potencial</w:t>
+        <w:t>1. Tamanho do mercado endereçável e receita potencial no ano 1</w:t>
       </w:r>
     </w:p>
     <w:p>
@@ -205,12 +219,12 @@
           <w:color w:val="475569"/>
           <w:sz w:val="18"/>
         </w:rPr>
-        <w:t>A cadeia do dimensionamento, filtro por filtro, até a usuária e até a receita do ano 1. Deixe cada etapa visível para dar para refazer a conta.</w:t>
+        <w:t>A cadeia do dimensionamento, filtro por filtro, do universo até a usuária e até a receita. Deixe cada etapa visível para dar para refazer a conta.</w:t>
       </w:r>
     </w:p>
     <w:p>
       <w:pPr>
-        <w:spacing w:after="180"/>
+        <w:spacing w:after="200"/>
       </w:pPr>
       <w:r>
         <w:rPr>
@@ -223,7 +237,7 @@
     </w:p>
     <w:p>
       <w:pPr>
-        <w:spacing w:after="180"/>
+        <w:spacing w:after="200"/>
       </w:pPr>
       <w:r>
         <w:rPr>
@@ -236,7 +250,7 @@
     </w:p>
     <w:p>
       <w:pPr>
-        <w:spacing w:after="180"/>
+        <w:spacing w:after="200"/>
       </w:pPr>
       <w:r>
         <w:rPr>
@@ -249,7 +263,20 @@
     </w:p>
     <w:p>
       <w:pPr>
-        <w:spacing w:after="180"/>
+        <w:spacing w:after="200"/>
+      </w:pPr>
+      <w:r>
+        <w:rPr>
+          <w:b w:val="0"/>
+          <w:i w:val="0"/>
+          <w:color w:val="1E293B"/>
+          <w:sz w:val="20"/>
+        </w:rPr>
+      </w:r>
+    </w:p>
+    <w:p>
+      <w:pPr>
+        <w:spacing w:after="200"/>
       </w:pPr>
       <w:r>
         <w:rPr>
@@ -263,7 +290,7 @@
     <w:p>
       <w:pPr>
         <w:keepNext/>
-        <w:spacing w:before="180" w:after="60"/>
+        <w:spacing w:before="160" w:after="60"/>
         <w:pBdr>
           <w:bottom w:val="single" w:sz="6" w:color="C1272D"/>
         </w:pBdr>
@@ -288,12 +315,12 @@
           <w:color w:val="475569"/>
           <w:sz w:val="18"/>
         </w:rPr>
-        <w:t>Margem de contribuição por usuária, ponto de equilíbrio, resultado ano a ano e a leitura do que isso significa para uma empresa financiada por venture capital. Diga qual premissa usou para o custo de aquisição.</w:t>
+        <w:t>Margem de contribuição por usuária, ponto de equilíbrio, resultado de cada ano e a leitura do que isso significa para uma empresa financiada por venture capital. Diga qual premissa usou para o custo de aquisição.</w:t>
       </w:r>
     </w:p>
     <w:p>
       <w:pPr>
-        <w:spacing w:after="180"/>
+        <w:spacing w:after="200"/>
       </w:pPr>
       <w:r>
         <w:rPr>
@@ -306,7 +333,7 @@
     </w:p>
     <w:p>
       <w:pPr>
-        <w:spacing w:after="180"/>
+        <w:spacing w:after="200"/>
       </w:pPr>
       <w:r>
         <w:rPr>
@@ -319,7 +346,7 @@
     </w:p>
     <w:p>
       <w:pPr>
-        <w:spacing w:after="180"/>
+        <w:spacing w:after="200"/>
       </w:pPr>
       <w:r>
         <w:rPr>
@@ -332,7 +359,20 @@
     </w:p>
     <w:p>
       <w:pPr>
-        <w:spacing w:after="180"/>
+        <w:spacing w:after="200"/>
+      </w:pPr>
+      <w:r>
+        <w:rPr>
+          <w:b w:val="0"/>
+          <w:i w:val="0"/>
+          <w:color w:val="1E293B"/>
+          <w:sz w:val="20"/>
+        </w:rPr>
+      </w:r>
+    </w:p>
+    <w:p>
+      <w:pPr>
+        <w:spacing w:after="200"/>
       </w:pPr>
       <w:r>
         <w:rPr>
@@ -346,7 +386,7 @@
     <w:p>
       <w:pPr>
         <w:keepNext/>
-        <w:spacing w:before="180" w:after="60"/>
+        <w:spacing w:before="160" w:after="60"/>
         <w:pBdr>
           <w:bottom w:val="single" w:sz="6" w:color="C1272D"/>
         </w:pBdr>
@@ -371,12 +411,12 @@
           <w:color w:val="475569"/>
           <w:sz w:val="18"/>
         </w:rPr>
-        <w:t>Essencial, desejável e opcional, cada item justificado com o dado do Anexo C. Priorizar é dizer o que fica de fora, não só o que entra.</w:t>
+        <w:t>Essencial, desejável e opcional, cada item justificado com o dado do gráfico do Anexo C. Priorizar é dizer o que fica de fora, não só o que entra.</w:t>
       </w:r>
     </w:p>
     <w:p>
       <w:pPr>
-        <w:spacing w:after="180"/>
+        <w:spacing w:after="200"/>
       </w:pPr>
       <w:r>
         <w:rPr>
@@ -389,7 +429,7 @@
     </w:p>
     <w:p>
       <w:pPr>
-        <w:spacing w:after="180"/>
+        <w:spacing w:after="200"/>
       </w:pPr>
       <w:r>
         <w:rPr>
@@ -402,7 +442,7 @@
     </w:p>
     <w:p>
       <w:pPr>
-        <w:spacing w:after="180"/>
+        <w:spacing w:after="200"/>
       </w:pPr>
       <w:r>
         <w:rPr>
@@ -415,7 +455,20 @@
     </w:p>
     <w:p>
       <w:pPr>
-        <w:spacing w:after="180"/>
+        <w:spacing w:after="200"/>
+      </w:pPr>
+      <w:r>
+        <w:rPr>
+          <w:b w:val="0"/>
+          <w:i w:val="0"/>
+          <w:color w:val="1E293B"/>
+          <w:sz w:val="20"/>
+        </w:rPr>
+      </w:r>
+    </w:p>
+    <w:p>
+      <w:pPr>
+        <w:spacing w:after="200"/>
       </w:pPr>
       <w:r>
         <w:rPr>
@@ -429,7 +482,7 @@
     <w:p>
       <w:pPr>
         <w:keepNext/>
-        <w:spacing w:before="180" w:after="60"/>
+        <w:spacing w:before="160" w:after="60"/>
         <w:pBdr>
           <w:bottom w:val="single" w:sz="6" w:color="C1272D"/>
         </w:pBdr>
@@ -454,12 +507,12 @@
           <w:color w:val="475569"/>
           <w:sz w:val="18"/>
         </w:rPr>
-        <w:t>Segmento, proposta de valor, canal, precificação e métricas de sucesso. Uma linha por dimensão já resolve, desde que cada uma tenha justificativa.</w:t>
+        <w:t>Segmento, proposta de valor, canal, modelo de precificação e métricas de sucesso. Uma linha por dimensão resolve, desde que cada uma tenha justificativa.</w:t>
       </w:r>
     </w:p>
     <w:p>
       <w:pPr>
-        <w:spacing w:after="180"/>
+        <w:spacing w:after="200"/>
       </w:pPr>
       <w:r>
         <w:rPr>
@@ -472,7 +525,7 @@
     </w:p>
     <w:p>
       <w:pPr>
-        <w:spacing w:after="180"/>
+        <w:spacing w:after="200"/>
       </w:pPr>
       <w:r>
         <w:rPr>
@@ -485,7 +538,7 @@
     </w:p>
     <w:p>
       <w:pPr>
-        <w:spacing w:after="180"/>
+        <w:spacing w:after="200"/>
       </w:pPr>
       <w:r>
         <w:rPr>
@@ -498,7 +551,20 @@
     </w:p>
     <w:p>
       <w:pPr>
-        <w:spacing w:after="180"/>
+        <w:spacing w:after="200"/>
+      </w:pPr>
+      <w:r>
+        <w:rPr>
+          <w:b w:val="0"/>
+          <w:i w:val="0"/>
+          <w:color w:val="1E293B"/>
+          <w:sz w:val="20"/>
+        </w:rPr>
+      </w:r>
+    </w:p>
+    <w:p>
+      <w:pPr>
+        <w:spacing w:after="200"/>
       </w:pPr>
       <w:r>
         <w:rPr>
@@ -512,77 +578,7 @@
     <w:p>
       <w:pPr>
         <w:keepNext/>
-        <w:spacing w:before="180" w:after="60"/>
-        <w:pBdr>
-          <w:bottom w:val="single" w:sz="6" w:color="C1272D"/>
-        </w:pBdr>
-      </w:pPr>
-      <w:r>
-        <w:rPr>
-          <w:b/>
-          <w:color w:val="C1272D"/>
-          <w:sz w:val="23"/>
-        </w:rPr>
-        <w:t>Riscos e próximos passos</w:t>
-      </w:r>
-    </w:p>
-    <w:p>
-      <w:pPr>
-        <w:spacing w:after="60"/>
-      </w:pPr>
-      <w:r>
-        <w:rPr>
-          <w:b w:val="0"/>
-          <w:i/>
-          <w:color w:val="475569"/>
-          <w:sz w:val="18"/>
-        </w:rPr>
-        <w:t>Três riscos específicos da recomendação de vocês, com mitigação. Risco genérico como concorrência ou crise não pontua.</w:t>
-      </w:r>
-    </w:p>
-    <w:p>
-      <w:pPr>
-        <w:spacing w:after="180"/>
-      </w:pPr>
-      <w:r>
-        <w:rPr>
-          <w:b w:val="0"/>
-          <w:i w:val="0"/>
-          <w:color w:val="1E293B"/>
-          <w:sz w:val="20"/>
-        </w:rPr>
-      </w:r>
-    </w:p>
-    <w:p>
-      <w:pPr>
-        <w:spacing w:after="180"/>
-      </w:pPr>
-      <w:r>
-        <w:rPr>
-          <w:b w:val="0"/>
-          <w:i w:val="0"/>
-          <w:color w:val="1E293B"/>
-          <w:sz w:val="20"/>
-        </w:rPr>
-      </w:r>
-    </w:p>
-    <w:p>
-      <w:pPr>
-        <w:spacing w:after="180"/>
-      </w:pPr>
-      <w:r>
-        <w:rPr>
-          <w:b w:val="0"/>
-          <w:i w:val="0"/>
-          <w:color w:val="1E293B"/>
-          <w:sz w:val="20"/>
-        </w:rPr>
-      </w:r>
-    </w:p>
-    <w:p>
-      <w:pPr>
-        <w:keepNext/>
-        <w:spacing w:before="180" w:after="60"/>
+        <w:spacing w:before="160" w:after="60"/>
         <w:pBdr>
           <w:bottom w:val="single" w:sz="6" w:color="C1272D"/>
         </w:pBdr>
@@ -649,7 +645,7 @@
           <w:color w:val="1E293B"/>
           <w:sz w:val="19"/>
         </w:rPr>
-        <w:t>A priorização de produto cita o dado que a justifica.</w:t>
+        <w:t>A priorização de produto cita o dado do gráfico que a justifica.</w:t>
       </w:r>
     </w:p>
     <w:p>
@@ -698,7 +694,7 @@
       <w:headerReference w:type="default" r:id="rId9"/>
       <w:footerReference w:type="default" r:id="rId10"/>
       <w:pgSz w:w="12240" w:h="15840"/>
-      <w:pgMar w:top="680" w:right="964" w:bottom="680" w:left="964" w:header="720" w:footer="720" w:gutter="0"/>
+      <w:pgMar w:top="680" w:right="907" w:bottom="624" w:left="907" w:header="720" w:footer="720" w:gutter="0"/>
       <w:cols w:space="720"/>
       <w:docGrid w:linePitch="360"/>
     </w:sectPr>
@@ -729,7 +725,7 @@
     <w:pPr>
       <w:pStyle w:val="Header"/>
       <w:tabs>
-        <w:tab w:pos="9978" w:val="right"/>
+        <w:tab w:pos="10091" w:val="right"/>
       </w:tabs>
     </w:pPr>
     <w:r>

--- a/ciclo-de-cases/semana-01/Template de entrega - Case 01.docx
+++ b/ciclo-de-cases/semana-01/Template de entrega - Case 01.docx
@@ -25,7 +25,7 @@
           <w:color w:val="475569"/>
           <w:sz w:val="18"/>
         </w:rPr>
-        <w:t>Case 01, FemVest  ·  máximo 5 slides ou 2 páginas, incluindo capa</w:t>
+        <w:t>Case 01, FemVest  ·  uma seção por pergunta do enunciado</w:t>
       </w:r>
     </w:p>
     <w:tbl>
@@ -42,7 +42,7 @@
       <w:tr>
         <w:tc>
           <w:tcPr>
-            <w:tcW w:type="dxa" w:w="5102"/>
+            <w:tcW w:type="dxa" w:w="5216"/>
             <w:shd w:val="clear" w:fill="C1272D"/>
           </w:tcPr>
           <w:p>
@@ -61,7 +61,7 @@
         </w:tc>
         <w:tc>
           <w:tcPr>
-            <w:tcW w:type="dxa" w:w="4649"/>
+            <w:tcW w:type="dxa" w:w="4535"/>
             <w:shd w:val="clear" w:fill="C1272D"/>
           </w:tcPr>
           <w:p>
@@ -82,11 +82,11 @@
       <w:tr>
         <w:tc>
           <w:tcPr>
-            <w:tcW w:type="dxa" w:w="5102"/>
+            <w:tcW w:type="dxa" w:w="5216"/>
           </w:tcPr>
           <w:p>
             <w:pPr>
-              <w:spacing w:after="0"/>
+              <w:spacing w:after="20"/>
             </w:pPr>
             <w:r>
               <w:rPr>
@@ -99,11 +99,11 @@
         </w:tc>
         <w:tc>
           <w:tcPr>
-            <w:tcW w:type="dxa" w:w="4649"/>
+            <w:tcW w:type="dxa" w:w="4535"/>
           </w:tcPr>
           <w:p>
             <w:pPr>
-              <w:spacing w:after="0"/>
+              <w:spacing w:after="20"/>
             </w:pPr>
             <w:r>
               <w:rPr>
@@ -122,22 +122,22 @@
     </w:p>
     <w:p>
       <w:pPr>
-        <w:spacing w:after="100"/>
+        <w:spacing w:after="120"/>
       </w:pPr>
       <w:r>
         <w:rPr>
           <w:b w:val="0"/>
           <w:i/>
           <w:color w:val="475569"/>
-          <w:sz w:val="18"/>
+          <w:sz w:val="17"/>
         </w:rPr>
-        <w:t>Uma seção por pergunta do enunciado, na mesma ordem. Não há seção extra: o que não é perguntado não é corrigido.</w:t>
+        <w:t>Preencha todos os campos, na ordem. Campo em branco conta como não respondido. Se precisar de mais espaço, aumente a linha da tabela, sem criar seção nova.</w:t>
       </w:r>
     </w:p>
     <w:p>
       <w:pPr>
         <w:keepNext/>
-        <w:spacing w:before="160" w:after="60"/>
+        <w:spacing w:before="180" w:after="60"/>
         <w:pBdr>
           <w:bottom w:val="single" w:sz="6" w:color="C1272D"/>
         </w:pBdr>
@@ -148,7 +148,7 @@
           <w:color w:val="C1272D"/>
           <w:sz w:val="23"/>
         </w:rPr>
-        <w:t>Recomendação em uma frase</w:t>
+        <w:t>Recomendação</w:t>
       </w:r>
     </w:p>
     <w:p>
@@ -160,41 +160,107 @@
           <w:b w:val="0"/>
           <w:i/>
           <w:color w:val="475569"/>
-          <w:sz w:val="18"/>
+          <w:sz w:val="17"/>
         </w:rPr>
-        <w:t>A recomendação com o número que a sustenta. Se não couber em uma frase, ainda não está pronta.</w:t>
+        <w:t>Uma frase, com o número que a sustenta.</w:t>
       </w:r>
     </w:p>
+    <w:tbl>
+      <w:tblPr>
+        <w:tblStyle w:val="TableGrid"/>
+        <w:tblW w:type="auto" w:w="0"/>
+        <w:jc w:val="left"/>
+        <w:tblLook w:firstColumn="1" w:firstRow="1" w:lastColumn="0" w:lastRow="0" w:noHBand="0" w:noVBand="1" w:val="04A0"/>
+      </w:tblPr>
+      <w:tblGrid>
+        <w:gridCol w:w="5213"/>
+        <w:gridCol w:w="5213"/>
+      </w:tblGrid>
+      <w:tr>
+        <w:tc>
+          <w:tcPr>
+            <w:tcW w:type="dxa" w:w="6576"/>
+            <w:shd w:val="clear" w:fill="C1272D"/>
+          </w:tcPr>
+          <w:p>
+            <w:pPr>
+              <w:spacing w:after="0"/>
+            </w:pPr>
+            <w:r>
+              <w:rPr>
+                <w:b/>
+                <w:color w:val="FFFFFF"/>
+                <w:sz w:val="17"/>
+              </w:rPr>
+              <w:t>Recomendação em uma frase</w:t>
+            </w:r>
+          </w:p>
+        </w:tc>
+        <w:tc>
+          <w:tcPr>
+            <w:tcW w:type="dxa" w:w="3175"/>
+            <w:shd w:val="clear" w:fill="C1272D"/>
+          </w:tcPr>
+          <w:p>
+            <w:pPr>
+              <w:spacing w:after="0"/>
+            </w:pPr>
+            <w:r>
+              <w:rPr>
+                <w:b/>
+                <w:color w:val="FFFFFF"/>
+                <w:sz w:val="17"/>
+              </w:rPr>
+              <w:t>Número que a sustenta</w:t>
+            </w:r>
+          </w:p>
+        </w:tc>
+      </w:tr>
+      <w:tr>
+        <w:tc>
+          <w:tcPr>
+            <w:tcW w:type="dxa" w:w="6576"/>
+          </w:tcPr>
+          <w:p>
+            <w:pPr>
+              <w:spacing w:after="20"/>
+            </w:pPr>
+            <w:r>
+              <w:rPr>
+                <w:b/>
+                <w:color w:val="1E293B"/>
+                <w:sz w:val="19"/>
+              </w:rPr>
+            </w:r>
+          </w:p>
+        </w:tc>
+        <w:tc>
+          <w:tcPr>
+            <w:tcW w:type="dxa" w:w="3175"/>
+          </w:tcPr>
+          <w:p>
+            <w:pPr>
+              <w:spacing w:after="20"/>
+            </w:pPr>
+            <w:r>
+              <w:rPr>
+                <w:color w:val="1E293B"/>
+                <w:sz w:val="19"/>
+              </w:rPr>
+            </w:r>
+          </w:p>
+        </w:tc>
+      </w:tr>
+    </w:tbl>
     <w:p>
       <w:pPr>
-        <w:spacing w:after="200"/>
+        <w:spacing w:after="0"/>
       </w:pPr>
-      <w:r>
-        <w:rPr>
-          <w:b w:val="0"/>
-          <w:i w:val="0"/>
-          <w:color w:val="1E293B"/>
-          <w:sz w:val="20"/>
-        </w:rPr>
-      </w:r>
-    </w:p>
-    <w:p>
-      <w:pPr>
-        <w:spacing w:after="200"/>
-      </w:pPr>
-      <w:r>
-        <w:rPr>
-          <w:b w:val="0"/>
-          <w:i w:val="0"/>
-          <w:color w:val="1E293B"/>
-          <w:sz w:val="20"/>
-        </w:rPr>
-      </w:r>
     </w:p>
     <w:p>
       <w:pPr>
         <w:keepNext/>
-        <w:spacing w:before="160" w:after="60"/>
+        <w:spacing w:before="180" w:after="60"/>
         <w:pBdr>
           <w:bottom w:val="single" w:sz="6" w:color="C1272D"/>
         </w:pBdr>
@@ -205,7 +271,7 @@
           <w:color w:val="C1272D"/>
           <w:sz w:val="23"/>
         </w:rPr>
-        <w:t>1. Tamanho do mercado endereçável e receita potencial no ano 1</w:t>
+        <w:t>1. Mercado endereçável e receita potencial no ano 1</w:t>
       </w:r>
     </w:p>
     <w:p>
@@ -217,80 +283,463 @@
           <w:b w:val="0"/>
           <w:i/>
           <w:color w:val="475569"/>
-          <w:sz w:val="18"/>
+          <w:sz w:val="17"/>
         </w:rPr>
-        <w:t>A cadeia do dimensionamento, filtro por filtro, do universo até a usuária e até a receita. Deixe cada etapa visível para dar para refazer a conta.</w:t>
+        <w:t>A cadeia completa, etapa por etapa. Escreva o cálculo, não só o resultado.</w:t>
       </w:r>
     </w:p>
+    <w:tbl>
+      <w:tblPr>
+        <w:tblStyle w:val="TableGrid"/>
+        <w:tblW w:type="auto" w:w="0"/>
+        <w:jc w:val="left"/>
+        <w:tblLook w:firstColumn="1" w:firstRow="1" w:lastColumn="0" w:lastRow="0" w:noHBand="0" w:noVBand="1" w:val="04A0"/>
+      </w:tblPr>
+      <w:tblGrid>
+        <w:gridCol w:w="3475"/>
+        <w:gridCol w:w="3475"/>
+        <w:gridCol w:w="3475"/>
+      </w:tblGrid>
+      <w:tr>
+        <w:tc>
+          <w:tcPr>
+            <w:tcW w:type="dxa" w:w="3061"/>
+            <w:shd w:val="clear" w:fill="C1272D"/>
+          </w:tcPr>
+          <w:p>
+            <w:pPr>
+              <w:spacing w:after="0"/>
+            </w:pPr>
+            <w:r>
+              <w:rPr>
+                <w:b/>
+                <w:color w:val="FFFFFF"/>
+                <w:sz w:val="17"/>
+              </w:rPr>
+              <w:t>Etapa</w:t>
+            </w:r>
+          </w:p>
+        </w:tc>
+        <w:tc>
+          <w:tcPr>
+            <w:tcW w:type="dxa" w:w="3628"/>
+            <w:shd w:val="clear" w:fill="C1272D"/>
+          </w:tcPr>
+          <w:p>
+            <w:pPr>
+              <w:spacing w:after="0"/>
+            </w:pPr>
+            <w:r>
+              <w:rPr>
+                <w:b/>
+                <w:color w:val="FFFFFF"/>
+                <w:sz w:val="17"/>
+              </w:rPr>
+              <w:t>Cálculo</w:t>
+            </w:r>
+          </w:p>
+        </w:tc>
+        <w:tc>
+          <w:tcPr>
+            <w:tcW w:type="dxa" w:w="3061"/>
+            <w:shd w:val="clear" w:fill="C1272D"/>
+          </w:tcPr>
+          <w:p>
+            <w:pPr>
+              <w:spacing w:after="0"/>
+            </w:pPr>
+            <w:r>
+              <w:rPr>
+                <w:b/>
+                <w:color w:val="FFFFFF"/>
+                <w:sz w:val="17"/>
+              </w:rPr>
+              <w:t>Resultado</w:t>
+            </w:r>
+          </w:p>
+        </w:tc>
+      </w:tr>
+      <w:tr>
+        <w:tc>
+          <w:tcPr>
+            <w:tcW w:type="dxa" w:w="3061"/>
+            <w:shd w:val="clear" w:fill="F8FAFC"/>
+          </w:tcPr>
+          <w:p>
+            <w:pPr>
+              <w:spacing w:after="20"/>
+            </w:pPr>
+            <w:r>
+              <w:rPr>
+                <w:b/>
+                <w:color w:val="1E293B"/>
+                <w:sz w:val="18"/>
+              </w:rPr>
+              <w:t>Universo de partida</w:t>
+            </w:r>
+          </w:p>
+        </w:tc>
+        <w:tc>
+          <w:tcPr>
+            <w:tcW w:type="dxa" w:w="3628"/>
+          </w:tcPr>
+          <w:p>
+            <w:pPr>
+              <w:spacing w:after="20"/>
+            </w:pPr>
+            <w:r>
+              <w:rPr>
+                <w:color w:val="1E293B"/>
+                <w:sz w:val="18"/>
+              </w:rPr>
+            </w:r>
+          </w:p>
+        </w:tc>
+        <w:tc>
+          <w:tcPr>
+            <w:tcW w:type="dxa" w:w="3061"/>
+          </w:tcPr>
+          <w:p>
+            <w:pPr>
+              <w:spacing w:after="20"/>
+            </w:pPr>
+            <w:r>
+              <w:rPr>
+                <w:color w:val="1E293B"/>
+                <w:sz w:val="18"/>
+              </w:rPr>
+            </w:r>
+          </w:p>
+        </w:tc>
+      </w:tr>
+      <w:tr>
+        <w:tc>
+          <w:tcPr>
+            <w:tcW w:type="dxa" w:w="3061"/>
+            <w:shd w:val="clear" w:fill="F8FAFC"/>
+          </w:tcPr>
+          <w:p>
+            <w:pPr>
+              <w:spacing w:after="20"/>
+            </w:pPr>
+            <w:r>
+              <w:rPr>
+                <w:b/>
+                <w:color w:val="1E293B"/>
+                <w:sz w:val="18"/>
+              </w:rPr>
+              <w:t>Filtro 1</w:t>
+            </w:r>
+          </w:p>
+        </w:tc>
+        <w:tc>
+          <w:tcPr>
+            <w:tcW w:type="dxa" w:w="3628"/>
+          </w:tcPr>
+          <w:p>
+            <w:pPr>
+              <w:spacing w:after="20"/>
+            </w:pPr>
+            <w:r>
+              <w:rPr>
+                <w:color w:val="1E293B"/>
+                <w:sz w:val="18"/>
+              </w:rPr>
+            </w:r>
+          </w:p>
+        </w:tc>
+        <w:tc>
+          <w:tcPr>
+            <w:tcW w:type="dxa" w:w="3061"/>
+          </w:tcPr>
+          <w:p>
+            <w:pPr>
+              <w:spacing w:after="20"/>
+            </w:pPr>
+            <w:r>
+              <w:rPr>
+                <w:color w:val="1E293B"/>
+                <w:sz w:val="18"/>
+              </w:rPr>
+            </w:r>
+          </w:p>
+        </w:tc>
+      </w:tr>
+      <w:tr>
+        <w:tc>
+          <w:tcPr>
+            <w:tcW w:type="dxa" w:w="3061"/>
+            <w:shd w:val="clear" w:fill="F8FAFC"/>
+          </w:tcPr>
+          <w:p>
+            <w:pPr>
+              <w:spacing w:after="20"/>
+            </w:pPr>
+            <w:r>
+              <w:rPr>
+                <w:b/>
+                <w:color w:val="1E293B"/>
+                <w:sz w:val="18"/>
+              </w:rPr>
+              <w:t>Filtro 2</w:t>
+            </w:r>
+          </w:p>
+        </w:tc>
+        <w:tc>
+          <w:tcPr>
+            <w:tcW w:type="dxa" w:w="3628"/>
+          </w:tcPr>
+          <w:p>
+            <w:pPr>
+              <w:spacing w:after="20"/>
+            </w:pPr>
+            <w:r>
+              <w:rPr>
+                <w:color w:val="1E293B"/>
+                <w:sz w:val="18"/>
+              </w:rPr>
+            </w:r>
+          </w:p>
+        </w:tc>
+        <w:tc>
+          <w:tcPr>
+            <w:tcW w:type="dxa" w:w="3061"/>
+          </w:tcPr>
+          <w:p>
+            <w:pPr>
+              <w:spacing w:after="20"/>
+            </w:pPr>
+            <w:r>
+              <w:rPr>
+                <w:color w:val="1E293B"/>
+                <w:sz w:val="18"/>
+              </w:rPr>
+            </w:r>
+          </w:p>
+        </w:tc>
+      </w:tr>
+      <w:tr>
+        <w:tc>
+          <w:tcPr>
+            <w:tcW w:type="dxa" w:w="3061"/>
+            <w:shd w:val="clear" w:fill="F8FAFC"/>
+          </w:tcPr>
+          <w:p>
+            <w:pPr>
+              <w:spacing w:after="20"/>
+            </w:pPr>
+            <w:r>
+              <w:rPr>
+                <w:b/>
+                <w:color w:val="1E293B"/>
+                <w:sz w:val="18"/>
+              </w:rPr>
+              <w:t>Filtro 3, mercado endereçável</w:t>
+            </w:r>
+          </w:p>
+        </w:tc>
+        <w:tc>
+          <w:tcPr>
+            <w:tcW w:type="dxa" w:w="3628"/>
+          </w:tcPr>
+          <w:p>
+            <w:pPr>
+              <w:spacing w:after="20"/>
+            </w:pPr>
+            <w:r>
+              <w:rPr>
+                <w:color w:val="1E293B"/>
+                <w:sz w:val="18"/>
+              </w:rPr>
+            </w:r>
+          </w:p>
+        </w:tc>
+        <w:tc>
+          <w:tcPr>
+            <w:tcW w:type="dxa" w:w="3061"/>
+          </w:tcPr>
+          <w:p>
+            <w:pPr>
+              <w:spacing w:after="20"/>
+            </w:pPr>
+            <w:r>
+              <w:rPr>
+                <w:color w:val="1E293B"/>
+                <w:sz w:val="18"/>
+              </w:rPr>
+            </w:r>
+          </w:p>
+        </w:tc>
+      </w:tr>
+      <w:tr>
+        <w:tc>
+          <w:tcPr>
+            <w:tcW w:type="dxa" w:w="3061"/>
+            <w:shd w:val="clear" w:fill="F8FAFC"/>
+          </w:tcPr>
+          <w:p>
+            <w:pPr>
+              <w:spacing w:after="20"/>
+            </w:pPr>
+            <w:r>
+              <w:rPr>
+                <w:b/>
+                <w:color w:val="1E293B"/>
+                <w:sz w:val="18"/>
+              </w:rPr>
+              <w:t>Penetração no ano 1</w:t>
+            </w:r>
+          </w:p>
+        </w:tc>
+        <w:tc>
+          <w:tcPr>
+            <w:tcW w:type="dxa" w:w="3628"/>
+          </w:tcPr>
+          <w:p>
+            <w:pPr>
+              <w:spacing w:after="20"/>
+            </w:pPr>
+            <w:r>
+              <w:rPr>
+                <w:color w:val="1E293B"/>
+                <w:sz w:val="18"/>
+              </w:rPr>
+            </w:r>
+          </w:p>
+        </w:tc>
+        <w:tc>
+          <w:tcPr>
+            <w:tcW w:type="dxa" w:w="3061"/>
+          </w:tcPr>
+          <w:p>
+            <w:pPr>
+              <w:spacing w:after="20"/>
+            </w:pPr>
+            <w:r>
+              <w:rPr>
+                <w:color w:val="1E293B"/>
+                <w:sz w:val="18"/>
+              </w:rPr>
+            </w:r>
+          </w:p>
+        </w:tc>
+      </w:tr>
+      <w:tr>
+        <w:tc>
+          <w:tcPr>
+            <w:tcW w:type="dxa" w:w="3061"/>
+            <w:shd w:val="clear" w:fill="F8FAFC"/>
+          </w:tcPr>
+          <w:p>
+            <w:pPr>
+              <w:spacing w:after="20"/>
+            </w:pPr>
+            <w:r>
+              <w:rPr>
+                <w:b/>
+                <w:color w:val="1E293B"/>
+                <w:sz w:val="18"/>
+              </w:rPr>
+              <w:t>Usuárias no ano 1</w:t>
+            </w:r>
+          </w:p>
+        </w:tc>
+        <w:tc>
+          <w:tcPr>
+            <w:tcW w:type="dxa" w:w="3628"/>
+          </w:tcPr>
+          <w:p>
+            <w:pPr>
+              <w:spacing w:after="20"/>
+            </w:pPr>
+            <w:r>
+              <w:rPr>
+                <w:color w:val="1E293B"/>
+                <w:sz w:val="18"/>
+              </w:rPr>
+            </w:r>
+          </w:p>
+        </w:tc>
+        <w:tc>
+          <w:tcPr>
+            <w:tcW w:type="dxa" w:w="3061"/>
+          </w:tcPr>
+          <w:p>
+            <w:pPr>
+              <w:spacing w:after="20"/>
+            </w:pPr>
+            <w:r>
+              <w:rPr>
+                <w:color w:val="1E293B"/>
+                <w:sz w:val="18"/>
+              </w:rPr>
+            </w:r>
+          </w:p>
+        </w:tc>
+      </w:tr>
+      <w:tr>
+        <w:tc>
+          <w:tcPr>
+            <w:tcW w:type="dxa" w:w="3061"/>
+            <w:shd w:val="clear" w:fill="F8FAFC"/>
+          </w:tcPr>
+          <w:p>
+            <w:pPr>
+              <w:spacing w:after="20"/>
+            </w:pPr>
+            <w:r>
+              <w:rPr>
+                <w:b/>
+                <w:color w:val="1E293B"/>
+                <w:sz w:val="18"/>
+              </w:rPr>
+              <w:t>Receita potencial no ano 1</w:t>
+            </w:r>
+          </w:p>
+        </w:tc>
+        <w:tc>
+          <w:tcPr>
+            <w:tcW w:type="dxa" w:w="3628"/>
+          </w:tcPr>
+          <w:p>
+            <w:pPr>
+              <w:spacing w:after="20"/>
+            </w:pPr>
+            <w:r>
+              <w:rPr>
+                <w:color w:val="1E293B"/>
+                <w:sz w:val="18"/>
+              </w:rPr>
+            </w:r>
+          </w:p>
+        </w:tc>
+        <w:tc>
+          <w:tcPr>
+            <w:tcW w:type="dxa" w:w="3061"/>
+          </w:tcPr>
+          <w:p>
+            <w:pPr>
+              <w:spacing w:after="20"/>
+            </w:pPr>
+            <w:r>
+              <w:rPr>
+                <w:color w:val="1E293B"/>
+                <w:sz w:val="18"/>
+              </w:rPr>
+            </w:r>
+          </w:p>
+        </w:tc>
+      </w:tr>
+    </w:tbl>
     <w:p>
       <w:pPr>
-        <w:spacing w:after="200"/>
+        <w:spacing w:after="0"/>
       </w:pPr>
-      <w:r>
-        <w:rPr>
-          <w:b w:val="0"/>
-          <w:i w:val="0"/>
-          <w:color w:val="1E293B"/>
-          <w:sz w:val="20"/>
-        </w:rPr>
-      </w:r>
-    </w:p>
-    <w:p>
-      <w:pPr>
-        <w:spacing w:after="200"/>
-      </w:pPr>
-      <w:r>
-        <w:rPr>
-          <w:b w:val="0"/>
-          <w:i w:val="0"/>
-          <w:color w:val="1E293B"/>
-          <w:sz w:val="20"/>
-        </w:rPr>
-      </w:r>
-    </w:p>
-    <w:p>
-      <w:pPr>
-        <w:spacing w:after="200"/>
-      </w:pPr>
-      <w:r>
-        <w:rPr>
-          <w:b w:val="0"/>
-          <w:i w:val="0"/>
-          <w:color w:val="1E293B"/>
-          <w:sz w:val="20"/>
-        </w:rPr>
-      </w:r>
-    </w:p>
-    <w:p>
-      <w:pPr>
-        <w:spacing w:after="200"/>
-      </w:pPr>
-      <w:r>
-        <w:rPr>
-          <w:b w:val="0"/>
-          <w:i w:val="0"/>
-          <w:color w:val="1E293B"/>
-          <w:sz w:val="20"/>
-        </w:rPr>
-      </w:r>
-    </w:p>
-    <w:p>
-      <w:pPr>
-        <w:spacing w:after="200"/>
-      </w:pPr>
-      <w:r>
-        <w:rPr>
-          <w:b w:val="0"/>
-          <w:i w:val="0"/>
-          <w:color w:val="1E293B"/>
-          <w:sz w:val="20"/>
-        </w:rPr>
-      </w:r>
     </w:p>
     <w:p>
       <w:pPr>
         <w:keepNext/>
-        <w:spacing w:before="160" w:after="60"/>
+        <w:spacing w:before="180" w:after="60"/>
         <w:pBdr>
           <w:bottom w:val="single" w:sz="6" w:color="C1272D"/>
         </w:pBdr>
@@ -313,80 +762,827 @@
           <w:b w:val="0"/>
           <w:i/>
           <w:color w:val="475569"/>
-          <w:sz w:val="18"/>
+          <w:sz w:val="17"/>
         </w:rPr>
-        <w:t>Margem de contribuição por usuária, ponto de equilíbrio, resultado de cada ano e a leitura do que isso significa para uma empresa financiada por venture capital. Diga qual premissa usou para o custo de aquisição.</w:t>
+        <w:t>Primeiro a margem de contribuição e o ponto de equilíbrio, depois os três anos.</w:t>
       </w:r>
     </w:p>
+    <w:tbl>
+      <w:tblPr>
+        <w:tblStyle w:val="TableGrid"/>
+        <w:tblW w:type="auto" w:w="0"/>
+        <w:jc w:val="left"/>
+        <w:tblLook w:firstColumn="1" w:firstRow="1" w:lastColumn="0" w:lastRow="0" w:noHBand="0" w:noVBand="1" w:val="04A0"/>
+      </w:tblPr>
+      <w:tblGrid>
+        <w:gridCol w:w="3475"/>
+        <w:gridCol w:w="3475"/>
+        <w:gridCol w:w="3475"/>
+      </w:tblGrid>
+      <w:tr>
+        <w:tc>
+          <w:tcPr>
+            <w:tcW w:type="dxa" w:w="3061"/>
+            <w:shd w:val="clear" w:fill="C1272D"/>
+          </w:tcPr>
+          <w:p>
+            <w:pPr>
+              <w:spacing w:after="0"/>
+            </w:pPr>
+            <w:r>
+              <w:rPr>
+                <w:b/>
+                <w:color w:val="FFFFFF"/>
+                <w:sz w:val="17"/>
+              </w:rPr>
+              <w:t>Indicador</w:t>
+            </w:r>
+          </w:p>
+        </w:tc>
+        <w:tc>
+          <w:tcPr>
+            <w:tcW w:type="dxa" w:w="3628"/>
+            <w:shd w:val="clear" w:fill="C1272D"/>
+          </w:tcPr>
+          <w:p>
+            <w:pPr>
+              <w:spacing w:after="0"/>
+            </w:pPr>
+            <w:r>
+              <w:rPr>
+                <w:b/>
+                <w:color w:val="FFFFFF"/>
+                <w:sz w:val="17"/>
+              </w:rPr>
+              <w:t>Cálculo</w:t>
+            </w:r>
+          </w:p>
+        </w:tc>
+        <w:tc>
+          <w:tcPr>
+            <w:tcW w:type="dxa" w:w="3061"/>
+            <w:shd w:val="clear" w:fill="C1272D"/>
+          </w:tcPr>
+          <w:p>
+            <w:pPr>
+              <w:spacing w:after="0"/>
+            </w:pPr>
+            <w:r>
+              <w:rPr>
+                <w:b/>
+                <w:color w:val="FFFFFF"/>
+                <w:sz w:val="17"/>
+              </w:rPr>
+              <w:t>Resultado</w:t>
+            </w:r>
+          </w:p>
+        </w:tc>
+      </w:tr>
+      <w:tr>
+        <w:tc>
+          <w:tcPr>
+            <w:tcW w:type="dxa" w:w="3061"/>
+            <w:shd w:val="clear" w:fill="F8FAFC"/>
+          </w:tcPr>
+          <w:p>
+            <w:pPr>
+              <w:spacing w:after="20"/>
+            </w:pPr>
+            <w:r>
+              <w:rPr>
+                <w:b/>
+                <w:color w:val="1E293B"/>
+                <w:sz w:val="18"/>
+              </w:rPr>
+              <w:t>Margem de contribuição por usuária</w:t>
+            </w:r>
+          </w:p>
+        </w:tc>
+        <w:tc>
+          <w:tcPr>
+            <w:tcW w:type="dxa" w:w="3628"/>
+          </w:tcPr>
+          <w:p>
+            <w:pPr>
+              <w:spacing w:after="20"/>
+            </w:pPr>
+            <w:r>
+              <w:rPr>
+                <w:color w:val="1E293B"/>
+                <w:sz w:val="18"/>
+              </w:rPr>
+            </w:r>
+          </w:p>
+        </w:tc>
+        <w:tc>
+          <w:tcPr>
+            <w:tcW w:type="dxa" w:w="3061"/>
+          </w:tcPr>
+          <w:p>
+            <w:pPr>
+              <w:spacing w:after="20"/>
+            </w:pPr>
+            <w:r>
+              <w:rPr>
+                <w:color w:val="1E293B"/>
+                <w:sz w:val="18"/>
+              </w:rPr>
+            </w:r>
+          </w:p>
+        </w:tc>
+      </w:tr>
+      <w:tr>
+        <w:tc>
+          <w:tcPr>
+            <w:tcW w:type="dxa" w:w="3061"/>
+            <w:shd w:val="clear" w:fill="F8FAFC"/>
+          </w:tcPr>
+          <w:p>
+            <w:pPr>
+              <w:spacing w:after="20"/>
+            </w:pPr>
+            <w:r>
+              <w:rPr>
+                <w:b/>
+                <w:color w:val="1E293B"/>
+                <w:sz w:val="18"/>
+              </w:rPr>
+              <w:t>Ponto de equilíbrio, em usuárias</w:t>
+            </w:r>
+          </w:p>
+        </w:tc>
+        <w:tc>
+          <w:tcPr>
+            <w:tcW w:type="dxa" w:w="3628"/>
+          </w:tcPr>
+          <w:p>
+            <w:pPr>
+              <w:spacing w:after="20"/>
+            </w:pPr>
+            <w:r>
+              <w:rPr>
+                <w:color w:val="1E293B"/>
+                <w:sz w:val="18"/>
+              </w:rPr>
+            </w:r>
+          </w:p>
+        </w:tc>
+        <w:tc>
+          <w:tcPr>
+            <w:tcW w:type="dxa" w:w="3061"/>
+          </w:tcPr>
+          <w:p>
+            <w:pPr>
+              <w:spacing w:after="20"/>
+            </w:pPr>
+            <w:r>
+              <w:rPr>
+                <w:color w:val="1E293B"/>
+                <w:sz w:val="18"/>
+              </w:rPr>
+            </w:r>
+          </w:p>
+        </w:tc>
+      </w:tr>
+    </w:tbl>
     <w:p>
       <w:pPr>
-        <w:spacing w:after="200"/>
+        <w:spacing w:after="0"/>
       </w:pPr>
-      <w:r>
-        <w:rPr>
-          <w:b w:val="0"/>
-          <w:i w:val="0"/>
-          <w:color w:val="1E293B"/>
-          <w:sz w:val="20"/>
-        </w:rPr>
-      </w:r>
     </w:p>
+    <w:tbl>
+      <w:tblPr>
+        <w:tblStyle w:val="TableGrid"/>
+        <w:tblW w:type="auto" w:w="0"/>
+        <w:jc w:val="left"/>
+        <w:tblLook w:firstColumn="1" w:firstRow="1" w:lastColumn="0" w:lastRow="0" w:noHBand="0" w:noVBand="1" w:val="04A0"/>
+      </w:tblPr>
+      <w:tblGrid>
+        <w:gridCol w:w="2606"/>
+        <w:gridCol w:w="2606"/>
+        <w:gridCol w:w="2606"/>
+        <w:gridCol w:w="2606"/>
+      </w:tblGrid>
+      <w:tr>
+        <w:tc>
+          <w:tcPr>
+            <w:tcW w:type="dxa" w:w="3061"/>
+            <w:shd w:val="clear" w:fill="C1272D"/>
+          </w:tcPr>
+          <w:p>
+            <w:pPr>
+              <w:spacing w:after="0"/>
+            </w:pPr>
+            <w:r>
+              <w:rPr>
+                <w:b/>
+                <w:color w:val="FFFFFF"/>
+                <w:sz w:val="17"/>
+              </w:rPr>
+              <w:t>Linha</w:t>
+            </w:r>
+          </w:p>
+        </w:tc>
+        <w:tc>
+          <w:tcPr>
+            <w:tcW w:type="dxa" w:w="2211"/>
+            <w:shd w:val="clear" w:fill="C1272D"/>
+          </w:tcPr>
+          <w:p>
+            <w:pPr>
+              <w:spacing w:after="0"/>
+            </w:pPr>
+            <w:r>
+              <w:rPr>
+                <w:b/>
+                <w:color w:val="FFFFFF"/>
+                <w:sz w:val="17"/>
+              </w:rPr>
+              <w:t>Ano 1</w:t>
+            </w:r>
+          </w:p>
+        </w:tc>
+        <w:tc>
+          <w:tcPr>
+            <w:tcW w:type="dxa" w:w="2211"/>
+            <w:shd w:val="clear" w:fill="C1272D"/>
+          </w:tcPr>
+          <w:p>
+            <w:pPr>
+              <w:spacing w:after="0"/>
+            </w:pPr>
+            <w:r>
+              <w:rPr>
+                <w:b/>
+                <w:color w:val="FFFFFF"/>
+                <w:sz w:val="17"/>
+              </w:rPr>
+              <w:t>Ano 2</w:t>
+            </w:r>
+          </w:p>
+        </w:tc>
+        <w:tc>
+          <w:tcPr>
+            <w:tcW w:type="dxa" w:w="2268"/>
+            <w:shd w:val="clear" w:fill="C1272D"/>
+          </w:tcPr>
+          <w:p>
+            <w:pPr>
+              <w:spacing w:after="0"/>
+            </w:pPr>
+            <w:r>
+              <w:rPr>
+                <w:b/>
+                <w:color w:val="FFFFFF"/>
+                <w:sz w:val="17"/>
+              </w:rPr>
+              <w:t>Ano 3</w:t>
+            </w:r>
+          </w:p>
+        </w:tc>
+      </w:tr>
+      <w:tr>
+        <w:tc>
+          <w:tcPr>
+            <w:tcW w:type="dxa" w:w="3061"/>
+            <w:shd w:val="clear" w:fill="F8FAFC"/>
+          </w:tcPr>
+          <w:p>
+            <w:pPr>
+              <w:spacing w:after="20"/>
+            </w:pPr>
+            <w:r>
+              <w:rPr>
+                <w:b/>
+                <w:color w:val="1E293B"/>
+                <w:sz w:val="18"/>
+              </w:rPr>
+              <w:t>Usuárias ativas</w:t>
+            </w:r>
+          </w:p>
+        </w:tc>
+        <w:tc>
+          <w:tcPr>
+            <w:tcW w:type="dxa" w:w="2211"/>
+          </w:tcPr>
+          <w:p>
+            <w:pPr>
+              <w:spacing w:after="20"/>
+            </w:pPr>
+            <w:r>
+              <w:rPr>
+                <w:color w:val="1E293B"/>
+                <w:sz w:val="18"/>
+              </w:rPr>
+            </w:r>
+          </w:p>
+        </w:tc>
+        <w:tc>
+          <w:tcPr>
+            <w:tcW w:type="dxa" w:w="2211"/>
+          </w:tcPr>
+          <w:p>
+            <w:pPr>
+              <w:spacing w:after="20"/>
+            </w:pPr>
+            <w:r>
+              <w:rPr>
+                <w:color w:val="1E293B"/>
+                <w:sz w:val="18"/>
+              </w:rPr>
+            </w:r>
+          </w:p>
+        </w:tc>
+        <w:tc>
+          <w:tcPr>
+            <w:tcW w:type="dxa" w:w="2268"/>
+          </w:tcPr>
+          <w:p>
+            <w:pPr>
+              <w:spacing w:after="20"/>
+            </w:pPr>
+            <w:r>
+              <w:rPr>
+                <w:color w:val="1E293B"/>
+                <w:sz w:val="18"/>
+              </w:rPr>
+            </w:r>
+          </w:p>
+        </w:tc>
+      </w:tr>
+      <w:tr>
+        <w:tc>
+          <w:tcPr>
+            <w:tcW w:type="dxa" w:w="3061"/>
+            <w:shd w:val="clear" w:fill="F8FAFC"/>
+          </w:tcPr>
+          <w:p>
+            <w:pPr>
+              <w:spacing w:after="20"/>
+            </w:pPr>
+            <w:r>
+              <w:rPr>
+                <w:b/>
+                <w:color w:val="1E293B"/>
+                <w:sz w:val="18"/>
+              </w:rPr>
+              <w:t>Usuárias novas no ano</w:t>
+            </w:r>
+          </w:p>
+        </w:tc>
+        <w:tc>
+          <w:tcPr>
+            <w:tcW w:type="dxa" w:w="2211"/>
+          </w:tcPr>
+          <w:p>
+            <w:pPr>
+              <w:spacing w:after="20"/>
+            </w:pPr>
+            <w:r>
+              <w:rPr>
+                <w:color w:val="1E293B"/>
+                <w:sz w:val="18"/>
+              </w:rPr>
+            </w:r>
+          </w:p>
+        </w:tc>
+        <w:tc>
+          <w:tcPr>
+            <w:tcW w:type="dxa" w:w="2211"/>
+          </w:tcPr>
+          <w:p>
+            <w:pPr>
+              <w:spacing w:after="20"/>
+            </w:pPr>
+            <w:r>
+              <w:rPr>
+                <w:color w:val="1E293B"/>
+                <w:sz w:val="18"/>
+              </w:rPr>
+            </w:r>
+          </w:p>
+        </w:tc>
+        <w:tc>
+          <w:tcPr>
+            <w:tcW w:type="dxa" w:w="2268"/>
+          </w:tcPr>
+          <w:p>
+            <w:pPr>
+              <w:spacing w:after="20"/>
+            </w:pPr>
+            <w:r>
+              <w:rPr>
+                <w:color w:val="1E293B"/>
+                <w:sz w:val="18"/>
+              </w:rPr>
+            </w:r>
+          </w:p>
+        </w:tc>
+      </w:tr>
+      <w:tr>
+        <w:tc>
+          <w:tcPr>
+            <w:tcW w:type="dxa" w:w="3061"/>
+            <w:shd w:val="clear" w:fill="F8FAFC"/>
+          </w:tcPr>
+          <w:p>
+            <w:pPr>
+              <w:spacing w:after="20"/>
+            </w:pPr>
+            <w:r>
+              <w:rPr>
+                <w:b/>
+                <w:color w:val="1E293B"/>
+                <w:sz w:val="18"/>
+              </w:rPr>
+              <w:t>Contribuição total</w:t>
+            </w:r>
+          </w:p>
+        </w:tc>
+        <w:tc>
+          <w:tcPr>
+            <w:tcW w:type="dxa" w:w="2211"/>
+          </w:tcPr>
+          <w:p>
+            <w:pPr>
+              <w:spacing w:after="20"/>
+            </w:pPr>
+            <w:r>
+              <w:rPr>
+                <w:color w:val="1E293B"/>
+                <w:sz w:val="18"/>
+              </w:rPr>
+            </w:r>
+          </w:p>
+        </w:tc>
+        <w:tc>
+          <w:tcPr>
+            <w:tcW w:type="dxa" w:w="2211"/>
+          </w:tcPr>
+          <w:p>
+            <w:pPr>
+              <w:spacing w:after="20"/>
+            </w:pPr>
+            <w:r>
+              <w:rPr>
+                <w:color w:val="1E293B"/>
+                <w:sz w:val="18"/>
+              </w:rPr>
+            </w:r>
+          </w:p>
+        </w:tc>
+        <w:tc>
+          <w:tcPr>
+            <w:tcW w:type="dxa" w:w="2268"/>
+          </w:tcPr>
+          <w:p>
+            <w:pPr>
+              <w:spacing w:after="20"/>
+            </w:pPr>
+            <w:r>
+              <w:rPr>
+                <w:color w:val="1E293B"/>
+                <w:sz w:val="18"/>
+              </w:rPr>
+            </w:r>
+          </w:p>
+        </w:tc>
+      </w:tr>
+      <w:tr>
+        <w:tc>
+          <w:tcPr>
+            <w:tcW w:type="dxa" w:w="3061"/>
+            <w:shd w:val="clear" w:fill="F8FAFC"/>
+          </w:tcPr>
+          <w:p>
+            <w:pPr>
+              <w:spacing w:after="20"/>
+            </w:pPr>
+            <w:r>
+              <w:rPr>
+                <w:b/>
+                <w:color w:val="1E293B"/>
+                <w:sz w:val="18"/>
+              </w:rPr>
+              <w:t>Custo de aquisição</w:t>
+            </w:r>
+          </w:p>
+        </w:tc>
+        <w:tc>
+          <w:tcPr>
+            <w:tcW w:type="dxa" w:w="2211"/>
+          </w:tcPr>
+          <w:p>
+            <w:pPr>
+              <w:spacing w:after="20"/>
+            </w:pPr>
+            <w:r>
+              <w:rPr>
+                <w:color w:val="1E293B"/>
+                <w:sz w:val="18"/>
+              </w:rPr>
+            </w:r>
+          </w:p>
+        </w:tc>
+        <w:tc>
+          <w:tcPr>
+            <w:tcW w:type="dxa" w:w="2211"/>
+          </w:tcPr>
+          <w:p>
+            <w:pPr>
+              <w:spacing w:after="20"/>
+            </w:pPr>
+            <w:r>
+              <w:rPr>
+                <w:color w:val="1E293B"/>
+                <w:sz w:val="18"/>
+              </w:rPr>
+            </w:r>
+          </w:p>
+        </w:tc>
+        <w:tc>
+          <w:tcPr>
+            <w:tcW w:type="dxa" w:w="2268"/>
+          </w:tcPr>
+          <w:p>
+            <w:pPr>
+              <w:spacing w:after="20"/>
+            </w:pPr>
+            <w:r>
+              <w:rPr>
+                <w:color w:val="1E293B"/>
+                <w:sz w:val="18"/>
+              </w:rPr>
+            </w:r>
+          </w:p>
+        </w:tc>
+      </w:tr>
+      <w:tr>
+        <w:tc>
+          <w:tcPr>
+            <w:tcW w:type="dxa" w:w="3061"/>
+            <w:shd w:val="clear" w:fill="F8FAFC"/>
+          </w:tcPr>
+          <w:p>
+            <w:pPr>
+              <w:spacing w:after="20"/>
+            </w:pPr>
+            <w:r>
+              <w:rPr>
+                <w:b/>
+                <w:color w:val="1E293B"/>
+                <w:sz w:val="18"/>
+              </w:rPr>
+              <w:t>Custo fixo</w:t>
+            </w:r>
+          </w:p>
+        </w:tc>
+        <w:tc>
+          <w:tcPr>
+            <w:tcW w:type="dxa" w:w="2211"/>
+          </w:tcPr>
+          <w:p>
+            <w:pPr>
+              <w:spacing w:after="20"/>
+            </w:pPr>
+            <w:r>
+              <w:rPr>
+                <w:color w:val="1E293B"/>
+                <w:sz w:val="18"/>
+              </w:rPr>
+            </w:r>
+          </w:p>
+        </w:tc>
+        <w:tc>
+          <w:tcPr>
+            <w:tcW w:type="dxa" w:w="2211"/>
+          </w:tcPr>
+          <w:p>
+            <w:pPr>
+              <w:spacing w:after="20"/>
+            </w:pPr>
+            <w:r>
+              <w:rPr>
+                <w:color w:val="1E293B"/>
+                <w:sz w:val="18"/>
+              </w:rPr>
+            </w:r>
+          </w:p>
+        </w:tc>
+        <w:tc>
+          <w:tcPr>
+            <w:tcW w:type="dxa" w:w="2268"/>
+          </w:tcPr>
+          <w:p>
+            <w:pPr>
+              <w:spacing w:after="20"/>
+            </w:pPr>
+            <w:r>
+              <w:rPr>
+                <w:color w:val="1E293B"/>
+                <w:sz w:val="18"/>
+              </w:rPr>
+            </w:r>
+          </w:p>
+        </w:tc>
+      </w:tr>
+      <w:tr>
+        <w:tc>
+          <w:tcPr>
+            <w:tcW w:type="dxa" w:w="3061"/>
+            <w:shd w:val="clear" w:fill="F8FAFC"/>
+          </w:tcPr>
+          <w:p>
+            <w:pPr>
+              <w:spacing w:after="20"/>
+            </w:pPr>
+            <w:r>
+              <w:rPr>
+                <w:b/>
+                <w:color w:val="1E293B"/>
+                <w:sz w:val="18"/>
+              </w:rPr>
+              <w:t>Resultado do ano</w:t>
+            </w:r>
+          </w:p>
+        </w:tc>
+        <w:tc>
+          <w:tcPr>
+            <w:tcW w:type="dxa" w:w="2211"/>
+          </w:tcPr>
+          <w:p>
+            <w:pPr>
+              <w:spacing w:after="20"/>
+            </w:pPr>
+            <w:r>
+              <w:rPr>
+                <w:color w:val="1E293B"/>
+                <w:sz w:val="18"/>
+              </w:rPr>
+            </w:r>
+          </w:p>
+        </w:tc>
+        <w:tc>
+          <w:tcPr>
+            <w:tcW w:type="dxa" w:w="2211"/>
+          </w:tcPr>
+          <w:p>
+            <w:pPr>
+              <w:spacing w:after="20"/>
+            </w:pPr>
+            <w:r>
+              <w:rPr>
+                <w:color w:val="1E293B"/>
+                <w:sz w:val="18"/>
+              </w:rPr>
+            </w:r>
+          </w:p>
+        </w:tc>
+        <w:tc>
+          <w:tcPr>
+            <w:tcW w:type="dxa" w:w="2268"/>
+          </w:tcPr>
+          <w:p>
+            <w:pPr>
+              <w:spacing w:after="20"/>
+            </w:pPr>
+            <w:r>
+              <w:rPr>
+                <w:color w:val="1E293B"/>
+                <w:sz w:val="18"/>
+              </w:rPr>
+            </w:r>
+          </w:p>
+        </w:tc>
+      </w:tr>
+    </w:tbl>
     <w:p>
       <w:pPr>
-        <w:spacing w:after="200"/>
+        <w:spacing w:after="0"/>
       </w:pPr>
-      <w:r>
-        <w:rPr>
-          <w:b w:val="0"/>
-          <w:i w:val="0"/>
-          <w:color w:val="1E293B"/>
-          <w:sz w:val="20"/>
-        </w:rPr>
-      </w:r>
     </w:p>
+    <w:tbl>
+      <w:tblPr>
+        <w:tblStyle w:val="TableGrid"/>
+        <w:tblW w:type="auto" w:w="0"/>
+        <w:jc w:val="left"/>
+        <w:tblLook w:firstColumn="1" w:firstRow="1" w:lastColumn="0" w:lastRow="0" w:noHBand="0" w:noVBand="1" w:val="04A0"/>
+      </w:tblPr>
+      <w:tblGrid>
+        <w:gridCol w:w="10426"/>
+      </w:tblGrid>
+      <w:tr>
+        <w:tc>
+          <w:tcPr>
+            <w:tcW w:type="dxa" w:w="9751"/>
+            <w:shd w:val="clear" w:fill="C1272D"/>
+          </w:tcPr>
+          <w:p>
+            <w:pPr>
+              <w:spacing w:after="0"/>
+            </w:pPr>
+            <w:r>
+              <w:rPr>
+                <w:b/>
+                <w:color w:val="FFFFFF"/>
+                <w:sz w:val="17"/>
+              </w:rPr>
+              <w:t>A FemVest chega ao equilíbrio? Em que ano e sob qual condição?</w:t>
+            </w:r>
+          </w:p>
+        </w:tc>
+      </w:tr>
+      <w:tr>
+        <w:trPr>
+          <w:trHeight w:val="680" w:hRule="atLeast"/>
+        </w:trPr>
+        <w:tc>
+          <w:tcPr>
+            <w:tcW w:type="dxa" w:w="9751"/>
+          </w:tcPr>
+          <w:p>
+            <w:pPr>
+              <w:spacing w:after="20"/>
+            </w:pPr>
+            <w:r>
+              <w:rPr>
+                <w:b/>
+                <w:color w:val="1E293B"/>
+                <w:sz w:val="19"/>
+              </w:rPr>
+            </w:r>
+          </w:p>
+        </w:tc>
+      </w:tr>
+    </w:tbl>
     <w:p>
       <w:pPr>
-        <w:spacing w:after="200"/>
+        <w:spacing w:after="0"/>
       </w:pPr>
-      <w:r>
-        <w:rPr>
-          <w:b w:val="0"/>
-          <w:i w:val="0"/>
-          <w:color w:val="1E293B"/>
-          <w:sz w:val="20"/>
-        </w:rPr>
-      </w:r>
     </w:p>
+    <w:tbl>
+      <w:tblPr>
+        <w:tblStyle w:val="TableGrid"/>
+        <w:tblW w:type="auto" w:w="0"/>
+        <w:jc w:val="left"/>
+        <w:tblLook w:firstColumn="1" w:firstRow="1" w:lastColumn="0" w:lastRow="0" w:noHBand="0" w:noVBand="1" w:val="04A0"/>
+      </w:tblPr>
+      <w:tblGrid>
+        <w:gridCol w:w="10426"/>
+      </w:tblGrid>
+      <w:tr>
+        <w:tc>
+          <w:tcPr>
+            <w:tcW w:type="dxa" w:w="9751"/>
+            <w:shd w:val="clear" w:fill="C1272D"/>
+          </w:tcPr>
+          <w:p>
+            <w:pPr>
+              <w:spacing w:after="0"/>
+            </w:pPr>
+            <w:r>
+              <w:rPr>
+                <w:b/>
+                <w:color w:val="FFFFFF"/>
+                <w:sz w:val="17"/>
+              </w:rPr>
+              <w:t>O que esse resultado significa para uma empresa financiada por venture capital</w:t>
+            </w:r>
+          </w:p>
+        </w:tc>
+      </w:tr>
+      <w:tr>
+        <w:trPr>
+          <w:trHeight w:val="680" w:hRule="atLeast"/>
+        </w:trPr>
+        <w:tc>
+          <w:tcPr>
+            <w:tcW w:type="dxa" w:w="9751"/>
+          </w:tcPr>
+          <w:p>
+            <w:pPr>
+              <w:spacing w:after="20"/>
+            </w:pPr>
+            <w:r>
+              <w:rPr>
+                <w:b/>
+                <w:color w:val="1E293B"/>
+                <w:sz w:val="19"/>
+              </w:rPr>
+            </w:r>
+          </w:p>
+        </w:tc>
+      </w:tr>
+    </w:tbl>
     <w:p>
       <w:pPr>
-        <w:spacing w:after="200"/>
+        <w:spacing w:after="0"/>
       </w:pPr>
-      <w:r>
-        <w:rPr>
-          <w:b w:val="0"/>
-          <w:i w:val="0"/>
-          <w:color w:val="1E293B"/>
-          <w:sz w:val="20"/>
-        </w:rPr>
-      </w:r>
-    </w:p>
-    <w:p>
-      <w:pPr>
-        <w:spacing w:after="200"/>
-      </w:pPr>
-      <w:r>
-        <w:rPr>
-          <w:b w:val="0"/>
-          <w:i w:val="0"/>
-          <w:color w:val="1E293B"/>
-          <w:sz w:val="20"/>
-        </w:rPr>
-      </w:r>
     </w:p>
     <w:p>
       <w:pPr>
         <w:keepNext/>
-        <w:spacing w:before="160" w:after="60"/>
+        <w:spacing w:before="180" w:after="60"/>
         <w:pBdr>
           <w:bottom w:val="single" w:sz="6" w:color="C1272D"/>
         </w:pBdr>
@@ -409,80 +1605,522 @@
           <w:b w:val="0"/>
           <w:i/>
           <w:color w:val="475569"/>
-          <w:sz w:val="18"/>
+          <w:sz w:val="17"/>
         </w:rPr>
-        <w:t>Essencial, desejável e opcional, cada item justificado com o dado do gráfico do Anexo C. Priorizar é dizer o que fica de fora, não só o que entra.</w:t>
+        <w:t>Cada linha precisa citar o dado do gráfico do Anexo C que a justifica. Priorizar é também dizer o que fica de fora.</w:t>
       </w:r>
     </w:p>
+    <w:tbl>
+      <w:tblPr>
+        <w:tblStyle w:val="TableGrid"/>
+        <w:tblW w:type="auto" w:w="0"/>
+        <w:jc w:val="left"/>
+        <w:tblLook w:firstColumn="1" w:firstRow="1" w:lastColumn="0" w:lastRow="0" w:noHBand="0" w:noVBand="1" w:val="04A0"/>
+      </w:tblPr>
+      <w:tblGrid>
+        <w:gridCol w:w="3475"/>
+        <w:gridCol w:w="3475"/>
+        <w:gridCol w:w="3475"/>
+      </w:tblGrid>
+      <w:tr>
+        <w:tc>
+          <w:tcPr>
+            <w:tcW w:type="dxa" w:w="1644"/>
+            <w:shd w:val="clear" w:fill="C1272D"/>
+          </w:tcPr>
+          <w:p>
+            <w:pPr>
+              <w:spacing w:after="0"/>
+            </w:pPr>
+            <w:r>
+              <w:rPr>
+                <w:b/>
+                <w:color w:val="FFFFFF"/>
+                <w:sz w:val="17"/>
+              </w:rPr>
+              <w:t>Prioridade</w:t>
+            </w:r>
+          </w:p>
+        </w:tc>
+        <w:tc>
+          <w:tcPr>
+            <w:tcW w:type="dxa" w:w="3742"/>
+            <w:shd w:val="clear" w:fill="C1272D"/>
+          </w:tcPr>
+          <w:p>
+            <w:pPr>
+              <w:spacing w:after="0"/>
+            </w:pPr>
+            <w:r>
+              <w:rPr>
+                <w:b/>
+                <w:color w:val="FFFFFF"/>
+                <w:sz w:val="17"/>
+              </w:rPr>
+              <w:t>O que entra</w:t>
+            </w:r>
+          </w:p>
+        </w:tc>
+        <w:tc>
+          <w:tcPr>
+            <w:tcW w:type="dxa" w:w="4365"/>
+            <w:shd w:val="clear" w:fill="C1272D"/>
+          </w:tcPr>
+          <w:p>
+            <w:pPr>
+              <w:spacing w:after="0"/>
+            </w:pPr>
+            <w:r>
+              <w:rPr>
+                <w:b/>
+                <w:color w:val="FFFFFF"/>
+                <w:sz w:val="17"/>
+              </w:rPr>
+              <w:t>Dado do Anexo C que justifica</w:t>
+            </w:r>
+          </w:p>
+        </w:tc>
+      </w:tr>
+      <w:tr>
+        <w:tc>
+          <w:tcPr>
+            <w:tcW w:type="dxa" w:w="1644"/>
+            <w:shd w:val="clear" w:fill="F8FAFC"/>
+          </w:tcPr>
+          <w:p>
+            <w:pPr>
+              <w:spacing w:after="20"/>
+            </w:pPr>
+            <w:r>
+              <w:rPr>
+                <w:b/>
+                <w:color w:val="1E293B"/>
+                <w:sz w:val="18"/>
+              </w:rPr>
+              <w:t>Essencial</w:t>
+            </w:r>
+          </w:p>
+        </w:tc>
+        <w:tc>
+          <w:tcPr>
+            <w:tcW w:type="dxa" w:w="3742"/>
+          </w:tcPr>
+          <w:p>
+            <w:pPr>
+              <w:spacing w:after="20"/>
+            </w:pPr>
+            <w:r>
+              <w:rPr>
+                <w:color w:val="1E293B"/>
+                <w:sz w:val="18"/>
+              </w:rPr>
+            </w:r>
+          </w:p>
+        </w:tc>
+        <w:tc>
+          <w:tcPr>
+            <w:tcW w:type="dxa" w:w="4365"/>
+          </w:tcPr>
+          <w:p>
+            <w:pPr>
+              <w:spacing w:after="20"/>
+            </w:pPr>
+            <w:r>
+              <w:rPr>
+                <w:color w:val="1E293B"/>
+                <w:sz w:val="18"/>
+              </w:rPr>
+            </w:r>
+          </w:p>
+        </w:tc>
+      </w:tr>
+      <w:tr>
+        <w:tc>
+          <w:tcPr>
+            <w:tcW w:type="dxa" w:w="1644"/>
+            <w:shd w:val="clear" w:fill="F8FAFC"/>
+          </w:tcPr>
+          <w:p>
+            <w:pPr>
+              <w:spacing w:after="20"/>
+            </w:pPr>
+            <w:r>
+              <w:rPr>
+                <w:b/>
+                <w:color w:val="1E293B"/>
+                <w:sz w:val="18"/>
+              </w:rPr>
+              <w:t>Essencial</w:t>
+            </w:r>
+          </w:p>
+        </w:tc>
+        <w:tc>
+          <w:tcPr>
+            <w:tcW w:type="dxa" w:w="3742"/>
+          </w:tcPr>
+          <w:p>
+            <w:pPr>
+              <w:spacing w:after="20"/>
+            </w:pPr>
+            <w:r>
+              <w:rPr>
+                <w:color w:val="1E293B"/>
+                <w:sz w:val="18"/>
+              </w:rPr>
+            </w:r>
+          </w:p>
+        </w:tc>
+        <w:tc>
+          <w:tcPr>
+            <w:tcW w:type="dxa" w:w="4365"/>
+          </w:tcPr>
+          <w:p>
+            <w:pPr>
+              <w:spacing w:after="20"/>
+            </w:pPr>
+            <w:r>
+              <w:rPr>
+                <w:color w:val="1E293B"/>
+                <w:sz w:val="18"/>
+              </w:rPr>
+            </w:r>
+          </w:p>
+        </w:tc>
+      </w:tr>
+      <w:tr>
+        <w:tc>
+          <w:tcPr>
+            <w:tcW w:type="dxa" w:w="1644"/>
+            <w:shd w:val="clear" w:fill="F8FAFC"/>
+          </w:tcPr>
+          <w:p>
+            <w:pPr>
+              <w:spacing w:after="20"/>
+            </w:pPr>
+            <w:r>
+              <w:rPr>
+                <w:b/>
+                <w:color w:val="1E293B"/>
+                <w:sz w:val="18"/>
+              </w:rPr>
+              <w:t>Essencial</w:t>
+            </w:r>
+          </w:p>
+        </w:tc>
+        <w:tc>
+          <w:tcPr>
+            <w:tcW w:type="dxa" w:w="3742"/>
+          </w:tcPr>
+          <w:p>
+            <w:pPr>
+              <w:spacing w:after="20"/>
+            </w:pPr>
+            <w:r>
+              <w:rPr>
+                <w:color w:val="1E293B"/>
+                <w:sz w:val="18"/>
+              </w:rPr>
+            </w:r>
+          </w:p>
+        </w:tc>
+        <w:tc>
+          <w:tcPr>
+            <w:tcW w:type="dxa" w:w="4365"/>
+          </w:tcPr>
+          <w:p>
+            <w:pPr>
+              <w:spacing w:after="20"/>
+            </w:pPr>
+            <w:r>
+              <w:rPr>
+                <w:color w:val="1E293B"/>
+                <w:sz w:val="18"/>
+              </w:rPr>
+            </w:r>
+          </w:p>
+        </w:tc>
+      </w:tr>
+      <w:tr>
+        <w:tc>
+          <w:tcPr>
+            <w:tcW w:type="dxa" w:w="1644"/>
+            <w:shd w:val="clear" w:fill="F8FAFC"/>
+          </w:tcPr>
+          <w:p>
+            <w:pPr>
+              <w:spacing w:after="20"/>
+            </w:pPr>
+            <w:r>
+              <w:rPr>
+                <w:b/>
+                <w:color w:val="1E293B"/>
+                <w:sz w:val="18"/>
+              </w:rPr>
+              <w:t>Desejável</w:t>
+            </w:r>
+          </w:p>
+        </w:tc>
+        <w:tc>
+          <w:tcPr>
+            <w:tcW w:type="dxa" w:w="3742"/>
+          </w:tcPr>
+          <w:p>
+            <w:pPr>
+              <w:spacing w:after="20"/>
+            </w:pPr>
+            <w:r>
+              <w:rPr>
+                <w:color w:val="1E293B"/>
+                <w:sz w:val="18"/>
+              </w:rPr>
+            </w:r>
+          </w:p>
+        </w:tc>
+        <w:tc>
+          <w:tcPr>
+            <w:tcW w:type="dxa" w:w="4365"/>
+          </w:tcPr>
+          <w:p>
+            <w:pPr>
+              <w:spacing w:after="20"/>
+            </w:pPr>
+            <w:r>
+              <w:rPr>
+                <w:color w:val="1E293B"/>
+                <w:sz w:val="18"/>
+              </w:rPr>
+            </w:r>
+          </w:p>
+        </w:tc>
+      </w:tr>
+      <w:tr>
+        <w:tc>
+          <w:tcPr>
+            <w:tcW w:type="dxa" w:w="1644"/>
+            <w:shd w:val="clear" w:fill="F8FAFC"/>
+          </w:tcPr>
+          <w:p>
+            <w:pPr>
+              <w:spacing w:after="20"/>
+            </w:pPr>
+            <w:r>
+              <w:rPr>
+                <w:b/>
+                <w:color w:val="1E293B"/>
+                <w:sz w:val="18"/>
+              </w:rPr>
+              <w:t>Desejável</w:t>
+            </w:r>
+          </w:p>
+        </w:tc>
+        <w:tc>
+          <w:tcPr>
+            <w:tcW w:type="dxa" w:w="3742"/>
+          </w:tcPr>
+          <w:p>
+            <w:pPr>
+              <w:spacing w:after="20"/>
+            </w:pPr>
+            <w:r>
+              <w:rPr>
+                <w:color w:val="1E293B"/>
+                <w:sz w:val="18"/>
+              </w:rPr>
+            </w:r>
+          </w:p>
+        </w:tc>
+        <w:tc>
+          <w:tcPr>
+            <w:tcW w:type="dxa" w:w="4365"/>
+          </w:tcPr>
+          <w:p>
+            <w:pPr>
+              <w:spacing w:after="20"/>
+            </w:pPr>
+            <w:r>
+              <w:rPr>
+                <w:color w:val="1E293B"/>
+                <w:sz w:val="18"/>
+              </w:rPr>
+            </w:r>
+          </w:p>
+        </w:tc>
+      </w:tr>
+      <w:tr>
+        <w:tc>
+          <w:tcPr>
+            <w:tcW w:type="dxa" w:w="1644"/>
+            <w:shd w:val="clear" w:fill="F8FAFC"/>
+          </w:tcPr>
+          <w:p>
+            <w:pPr>
+              <w:spacing w:after="20"/>
+            </w:pPr>
+            <w:r>
+              <w:rPr>
+                <w:b/>
+                <w:color w:val="1E293B"/>
+                <w:sz w:val="18"/>
+              </w:rPr>
+              <w:t>Opcional</w:t>
+            </w:r>
+          </w:p>
+        </w:tc>
+        <w:tc>
+          <w:tcPr>
+            <w:tcW w:type="dxa" w:w="3742"/>
+          </w:tcPr>
+          <w:p>
+            <w:pPr>
+              <w:spacing w:after="20"/>
+            </w:pPr>
+            <w:r>
+              <w:rPr>
+                <w:color w:val="1E293B"/>
+                <w:sz w:val="18"/>
+              </w:rPr>
+            </w:r>
+          </w:p>
+        </w:tc>
+        <w:tc>
+          <w:tcPr>
+            <w:tcW w:type="dxa" w:w="4365"/>
+          </w:tcPr>
+          <w:p>
+            <w:pPr>
+              <w:spacing w:after="20"/>
+            </w:pPr>
+            <w:r>
+              <w:rPr>
+                <w:color w:val="1E293B"/>
+                <w:sz w:val="18"/>
+              </w:rPr>
+            </w:r>
+          </w:p>
+        </w:tc>
+      </w:tr>
+      <w:tr>
+        <w:tc>
+          <w:tcPr>
+            <w:tcW w:type="dxa" w:w="1644"/>
+            <w:shd w:val="clear" w:fill="F8FAFC"/>
+          </w:tcPr>
+          <w:p>
+            <w:pPr>
+              <w:spacing w:after="20"/>
+            </w:pPr>
+            <w:r>
+              <w:rPr>
+                <w:b/>
+                <w:color w:val="1E293B"/>
+                <w:sz w:val="18"/>
+              </w:rPr>
+              <w:t>Opcional</w:t>
+            </w:r>
+          </w:p>
+        </w:tc>
+        <w:tc>
+          <w:tcPr>
+            <w:tcW w:type="dxa" w:w="3742"/>
+          </w:tcPr>
+          <w:p>
+            <w:pPr>
+              <w:spacing w:after="20"/>
+            </w:pPr>
+            <w:r>
+              <w:rPr>
+                <w:color w:val="1E293B"/>
+                <w:sz w:val="18"/>
+              </w:rPr>
+            </w:r>
+          </w:p>
+        </w:tc>
+        <w:tc>
+          <w:tcPr>
+            <w:tcW w:type="dxa" w:w="4365"/>
+          </w:tcPr>
+          <w:p>
+            <w:pPr>
+              <w:spacing w:after="20"/>
+            </w:pPr>
+            <w:r>
+              <w:rPr>
+                <w:color w:val="1E293B"/>
+                <w:sz w:val="18"/>
+              </w:rPr>
+            </w:r>
+          </w:p>
+        </w:tc>
+      </w:tr>
+    </w:tbl>
     <w:p>
       <w:pPr>
-        <w:spacing w:after="200"/>
+        <w:spacing w:after="0"/>
       </w:pPr>
-      <w:r>
-        <w:rPr>
-          <w:b w:val="0"/>
-          <w:i w:val="0"/>
-          <w:color w:val="1E293B"/>
-          <w:sz w:val="20"/>
-        </w:rPr>
-      </w:r>
     </w:p>
+    <w:tbl>
+      <w:tblPr>
+        <w:tblStyle w:val="TableGrid"/>
+        <w:tblW w:type="auto" w:w="0"/>
+        <w:jc w:val="left"/>
+        <w:tblLook w:firstColumn="1" w:firstRow="1" w:lastColumn="0" w:lastRow="0" w:noHBand="0" w:noVBand="1" w:val="04A0"/>
+      </w:tblPr>
+      <w:tblGrid>
+        <w:gridCol w:w="10426"/>
+      </w:tblGrid>
+      <w:tr>
+        <w:tc>
+          <w:tcPr>
+            <w:tcW w:type="dxa" w:w="9751"/>
+            <w:shd w:val="clear" w:fill="C1272D"/>
+          </w:tcPr>
+          <w:p>
+            <w:pPr>
+              <w:spacing w:after="0"/>
+            </w:pPr>
+            <w:r>
+              <w:rPr>
+                <w:b/>
+                <w:color w:val="FFFFFF"/>
+                <w:sz w:val="17"/>
+              </w:rPr>
+              <w:t>O que fica de fora do lançamento e por quê</w:t>
+            </w:r>
+          </w:p>
+        </w:tc>
+      </w:tr>
+      <w:tr>
+        <w:trPr>
+          <w:trHeight w:val="680" w:hRule="atLeast"/>
+        </w:trPr>
+        <w:tc>
+          <w:tcPr>
+            <w:tcW w:type="dxa" w:w="9751"/>
+          </w:tcPr>
+          <w:p>
+            <w:pPr>
+              <w:spacing w:after="20"/>
+            </w:pPr>
+            <w:r>
+              <w:rPr>
+                <w:b/>
+                <w:color w:val="1E293B"/>
+                <w:sz w:val="19"/>
+              </w:rPr>
+            </w:r>
+          </w:p>
+        </w:tc>
+      </w:tr>
+    </w:tbl>
     <w:p>
       <w:pPr>
-        <w:spacing w:after="200"/>
+        <w:spacing w:after="0"/>
       </w:pPr>
-      <w:r>
-        <w:rPr>
-          <w:b w:val="0"/>
-          <w:i w:val="0"/>
-          <w:color w:val="1E293B"/>
-          <w:sz w:val="20"/>
-        </w:rPr>
-      </w:r>
-    </w:p>
-    <w:p>
-      <w:pPr>
-        <w:spacing w:after="200"/>
-      </w:pPr>
-      <w:r>
-        <w:rPr>
-          <w:b w:val="0"/>
-          <w:i w:val="0"/>
-          <w:color w:val="1E293B"/>
-          <w:sz w:val="20"/>
-        </w:rPr>
-      </w:r>
-    </w:p>
-    <w:p>
-      <w:pPr>
-        <w:spacing w:after="200"/>
-      </w:pPr>
-      <w:r>
-        <w:rPr>
-          <w:b w:val="0"/>
-          <w:i w:val="0"/>
-          <w:color w:val="1E293B"/>
-          <w:sz w:val="20"/>
-        </w:rPr>
-      </w:r>
-    </w:p>
-    <w:p>
-      <w:pPr>
-        <w:spacing w:after="200"/>
-      </w:pPr>
-      <w:r>
-        <w:rPr>
-          <w:b w:val="0"/>
-          <w:i w:val="0"/>
-          <w:color w:val="1E293B"/>
-          <w:sz w:val="20"/>
-        </w:rPr>
-      </w:r>
     </w:p>
     <w:p>
       <w:pPr>
         <w:keepNext/>
-        <w:spacing w:before="160" w:after="60"/>
+        <w:spacing w:before="180" w:after="60"/>
         <w:pBdr>
           <w:bottom w:val="single" w:sz="6" w:color="C1272D"/>
         </w:pBdr>
@@ -505,80 +2143,571 @@
           <w:b w:val="0"/>
           <w:i/>
           <w:color w:val="475569"/>
-          <w:sz w:val="18"/>
+          <w:sz w:val="17"/>
         </w:rPr>
-        <w:t>Segmento, proposta de valor, canal, modelo de precificação e métricas de sucesso. Uma linha por dimensão resolve, desde que cada uma tenha justificativa.</w:t>
+        <w:t>Uma linha por dimensão, cada uma com a decisão e a justificativa.</w:t>
+      </w:r>
+    </w:p>
+    <w:tbl>
+      <w:tblPr>
+        <w:tblStyle w:val="TableGrid"/>
+        <w:tblW w:type="auto" w:w="0"/>
+        <w:jc w:val="left"/>
+        <w:tblLook w:firstColumn="1" w:firstRow="1" w:lastColumn="0" w:lastRow="0" w:noHBand="0" w:noVBand="1" w:val="04A0"/>
+      </w:tblPr>
+      <w:tblGrid>
+        <w:gridCol w:w="3475"/>
+        <w:gridCol w:w="3475"/>
+        <w:gridCol w:w="3475"/>
+      </w:tblGrid>
+      <w:tr>
+        <w:tc>
+          <w:tcPr>
+            <w:tcW w:type="dxa" w:w="2041"/>
+            <w:shd w:val="clear" w:fill="C1272D"/>
+          </w:tcPr>
+          <w:p>
+            <w:pPr>
+              <w:spacing w:after="0"/>
+            </w:pPr>
+            <w:r>
+              <w:rPr>
+                <w:b/>
+                <w:color w:val="FFFFFF"/>
+                <w:sz w:val="17"/>
+              </w:rPr>
+              <w:t>Dimensão</w:t>
+            </w:r>
+          </w:p>
+        </w:tc>
+        <w:tc>
+          <w:tcPr>
+            <w:tcW w:type="dxa" w:w="3742"/>
+            <w:shd w:val="clear" w:fill="C1272D"/>
+          </w:tcPr>
+          <w:p>
+            <w:pPr>
+              <w:spacing w:after="0"/>
+            </w:pPr>
+            <w:r>
+              <w:rPr>
+                <w:b/>
+                <w:color w:val="FFFFFF"/>
+                <w:sz w:val="17"/>
+              </w:rPr>
+              <w:t>Decisão</w:t>
+            </w:r>
+          </w:p>
+        </w:tc>
+        <w:tc>
+          <w:tcPr>
+            <w:tcW w:type="dxa" w:w="3969"/>
+            <w:shd w:val="clear" w:fill="C1272D"/>
+          </w:tcPr>
+          <w:p>
+            <w:pPr>
+              <w:spacing w:after="0"/>
+            </w:pPr>
+            <w:r>
+              <w:rPr>
+                <w:b/>
+                <w:color w:val="FFFFFF"/>
+                <w:sz w:val="17"/>
+              </w:rPr>
+              <w:t>Justificativa</w:t>
+            </w:r>
+          </w:p>
+        </w:tc>
+      </w:tr>
+      <w:tr>
+        <w:tc>
+          <w:tcPr>
+            <w:tcW w:type="dxa" w:w="2041"/>
+            <w:shd w:val="clear" w:fill="F8FAFC"/>
+          </w:tcPr>
+          <w:p>
+            <w:pPr>
+              <w:spacing w:after="20"/>
+            </w:pPr>
+            <w:r>
+              <w:rPr>
+                <w:b/>
+                <w:color w:val="1E293B"/>
+                <w:sz w:val="18"/>
+              </w:rPr>
+              <w:t>Segmento</w:t>
+            </w:r>
+          </w:p>
+        </w:tc>
+        <w:tc>
+          <w:tcPr>
+            <w:tcW w:type="dxa" w:w="3742"/>
+          </w:tcPr>
+          <w:p>
+            <w:pPr>
+              <w:spacing w:after="20"/>
+            </w:pPr>
+            <w:r>
+              <w:rPr>
+                <w:color w:val="1E293B"/>
+                <w:sz w:val="18"/>
+              </w:rPr>
+            </w:r>
+          </w:p>
+        </w:tc>
+        <w:tc>
+          <w:tcPr>
+            <w:tcW w:type="dxa" w:w="3969"/>
+          </w:tcPr>
+          <w:p>
+            <w:pPr>
+              <w:spacing w:after="20"/>
+            </w:pPr>
+            <w:r>
+              <w:rPr>
+                <w:color w:val="1E293B"/>
+                <w:sz w:val="18"/>
+              </w:rPr>
+            </w:r>
+          </w:p>
+        </w:tc>
+      </w:tr>
+      <w:tr>
+        <w:tc>
+          <w:tcPr>
+            <w:tcW w:type="dxa" w:w="2041"/>
+            <w:shd w:val="clear" w:fill="F8FAFC"/>
+          </w:tcPr>
+          <w:p>
+            <w:pPr>
+              <w:spacing w:after="20"/>
+            </w:pPr>
+            <w:r>
+              <w:rPr>
+                <w:b/>
+                <w:color w:val="1E293B"/>
+                <w:sz w:val="18"/>
+              </w:rPr>
+              <w:t>Proposta de valor</w:t>
+            </w:r>
+          </w:p>
+        </w:tc>
+        <w:tc>
+          <w:tcPr>
+            <w:tcW w:type="dxa" w:w="3742"/>
+          </w:tcPr>
+          <w:p>
+            <w:pPr>
+              <w:spacing w:after="20"/>
+            </w:pPr>
+            <w:r>
+              <w:rPr>
+                <w:color w:val="1E293B"/>
+                <w:sz w:val="18"/>
+              </w:rPr>
+            </w:r>
+          </w:p>
+        </w:tc>
+        <w:tc>
+          <w:tcPr>
+            <w:tcW w:type="dxa" w:w="3969"/>
+          </w:tcPr>
+          <w:p>
+            <w:pPr>
+              <w:spacing w:after="20"/>
+            </w:pPr>
+            <w:r>
+              <w:rPr>
+                <w:color w:val="1E293B"/>
+                <w:sz w:val="18"/>
+              </w:rPr>
+            </w:r>
+          </w:p>
+        </w:tc>
+      </w:tr>
+      <w:tr>
+        <w:tc>
+          <w:tcPr>
+            <w:tcW w:type="dxa" w:w="2041"/>
+            <w:shd w:val="clear" w:fill="F8FAFC"/>
+          </w:tcPr>
+          <w:p>
+            <w:pPr>
+              <w:spacing w:after="20"/>
+            </w:pPr>
+            <w:r>
+              <w:rPr>
+                <w:b/>
+                <w:color w:val="1E293B"/>
+                <w:sz w:val="18"/>
+              </w:rPr>
+              <w:t>Canal</w:t>
+            </w:r>
+          </w:p>
+        </w:tc>
+        <w:tc>
+          <w:tcPr>
+            <w:tcW w:type="dxa" w:w="3742"/>
+          </w:tcPr>
+          <w:p>
+            <w:pPr>
+              <w:spacing w:after="20"/>
+            </w:pPr>
+            <w:r>
+              <w:rPr>
+                <w:color w:val="1E293B"/>
+                <w:sz w:val="18"/>
+              </w:rPr>
+            </w:r>
+          </w:p>
+        </w:tc>
+        <w:tc>
+          <w:tcPr>
+            <w:tcW w:type="dxa" w:w="3969"/>
+          </w:tcPr>
+          <w:p>
+            <w:pPr>
+              <w:spacing w:after="20"/>
+            </w:pPr>
+            <w:r>
+              <w:rPr>
+                <w:color w:val="1E293B"/>
+                <w:sz w:val="18"/>
+              </w:rPr>
+            </w:r>
+          </w:p>
+        </w:tc>
+      </w:tr>
+      <w:tr>
+        <w:tc>
+          <w:tcPr>
+            <w:tcW w:type="dxa" w:w="2041"/>
+            <w:shd w:val="clear" w:fill="F8FAFC"/>
+          </w:tcPr>
+          <w:p>
+            <w:pPr>
+              <w:spacing w:after="20"/>
+            </w:pPr>
+            <w:r>
+              <w:rPr>
+                <w:b/>
+                <w:color w:val="1E293B"/>
+                <w:sz w:val="18"/>
+              </w:rPr>
+              <w:t>Modelo de precificação</w:t>
+            </w:r>
+          </w:p>
+        </w:tc>
+        <w:tc>
+          <w:tcPr>
+            <w:tcW w:type="dxa" w:w="3742"/>
+          </w:tcPr>
+          <w:p>
+            <w:pPr>
+              <w:spacing w:after="20"/>
+            </w:pPr>
+            <w:r>
+              <w:rPr>
+                <w:color w:val="1E293B"/>
+                <w:sz w:val="18"/>
+              </w:rPr>
+            </w:r>
+          </w:p>
+        </w:tc>
+        <w:tc>
+          <w:tcPr>
+            <w:tcW w:type="dxa" w:w="3969"/>
+          </w:tcPr>
+          <w:p>
+            <w:pPr>
+              <w:spacing w:after="20"/>
+            </w:pPr>
+            <w:r>
+              <w:rPr>
+                <w:color w:val="1E293B"/>
+                <w:sz w:val="18"/>
+              </w:rPr>
+            </w:r>
+          </w:p>
+        </w:tc>
+      </w:tr>
+      <w:tr>
+        <w:tc>
+          <w:tcPr>
+            <w:tcW w:type="dxa" w:w="2041"/>
+            <w:shd w:val="clear" w:fill="F8FAFC"/>
+          </w:tcPr>
+          <w:p>
+            <w:pPr>
+              <w:spacing w:after="20"/>
+            </w:pPr>
+            <w:r>
+              <w:rPr>
+                <w:b/>
+                <w:color w:val="1E293B"/>
+                <w:sz w:val="18"/>
+              </w:rPr>
+              <w:t>Métricas de sucesso</w:t>
+            </w:r>
+          </w:p>
+        </w:tc>
+        <w:tc>
+          <w:tcPr>
+            <w:tcW w:type="dxa" w:w="3742"/>
+          </w:tcPr>
+          <w:p>
+            <w:pPr>
+              <w:spacing w:after="20"/>
+            </w:pPr>
+            <w:r>
+              <w:rPr>
+                <w:color w:val="1E293B"/>
+                <w:sz w:val="18"/>
+              </w:rPr>
+            </w:r>
+          </w:p>
+        </w:tc>
+        <w:tc>
+          <w:tcPr>
+            <w:tcW w:type="dxa" w:w="3969"/>
+          </w:tcPr>
+          <w:p>
+            <w:pPr>
+              <w:spacing w:after="20"/>
+            </w:pPr>
+            <w:r>
+              <w:rPr>
+                <w:color w:val="1E293B"/>
+                <w:sz w:val="18"/>
+              </w:rPr>
+            </w:r>
+          </w:p>
+        </w:tc>
+      </w:tr>
+    </w:tbl>
+    <w:p>
+      <w:pPr>
+        <w:spacing w:after="0"/>
+      </w:pPr>
+    </w:p>
+    <w:p>
+      <w:pPr>
+        <w:keepNext/>
+        <w:spacing w:before="180" w:after="60"/>
+        <w:pBdr>
+          <w:bottom w:val="single" w:sz="6" w:color="C1272D"/>
+        </w:pBdr>
+      </w:pPr>
+      <w:r>
+        <w:rPr>
+          <w:b/>
+          <w:color w:val="C1272D"/>
+          <w:sz w:val="23"/>
+        </w:rPr>
+        <w:t>Premissas adotadas</w:t>
       </w:r>
     </w:p>
     <w:p>
       <w:pPr>
-        <w:spacing w:after="200"/>
+        <w:spacing w:after="60"/>
       </w:pPr>
       <w:r>
         <w:rPr>
           <w:b w:val="0"/>
-          <w:i w:val="0"/>
-          <w:color w:val="1E293B"/>
-          <w:sz w:val="20"/>
+          <w:i/>
+          <w:color w:val="475569"/>
+          <w:sz w:val="17"/>
         </w:rPr>
+        <w:t>Toda premissa criada por vocês além dos anexos. A primeira linha é obrigatória.</w:t>
       </w:r>
     </w:p>
+    <w:tbl>
+      <w:tblPr>
+        <w:tblStyle w:val="TableGrid"/>
+        <w:tblW w:type="auto" w:w="0"/>
+        <w:jc w:val="left"/>
+        <w:tblLook w:firstColumn="1" w:firstRow="1" w:lastColumn="0" w:lastRow="0" w:noHBand="0" w:noVBand="1" w:val="04A0"/>
+      </w:tblPr>
+      <w:tblGrid>
+        <w:gridCol w:w="3475"/>
+        <w:gridCol w:w="3475"/>
+        <w:gridCol w:w="3475"/>
+      </w:tblGrid>
+      <w:tr>
+        <w:tc>
+          <w:tcPr>
+            <w:tcW w:type="dxa" w:w="3061"/>
+            <w:shd w:val="clear" w:fill="C1272D"/>
+          </w:tcPr>
+          <w:p>
+            <w:pPr>
+              <w:spacing w:after="0"/>
+            </w:pPr>
+            <w:r>
+              <w:rPr>
+                <w:b/>
+                <w:color w:val="FFFFFF"/>
+                <w:sz w:val="17"/>
+              </w:rPr>
+              <w:t>Premissa</w:t>
+            </w:r>
+          </w:p>
+        </w:tc>
+        <w:tc>
+          <w:tcPr>
+            <w:tcW w:type="dxa" w:w="3345"/>
+            <w:shd w:val="clear" w:fill="C1272D"/>
+          </w:tcPr>
+          <w:p>
+            <w:pPr>
+              <w:spacing w:after="0"/>
+            </w:pPr>
+            <w:r>
+              <w:rPr>
+                <w:b/>
+                <w:color w:val="FFFFFF"/>
+                <w:sz w:val="17"/>
+              </w:rPr>
+              <w:t>O que vocês adotaram</w:t>
+            </w:r>
+          </w:p>
+        </w:tc>
+        <w:tc>
+          <w:tcPr>
+            <w:tcW w:type="dxa" w:w="3345"/>
+            <w:shd w:val="clear" w:fill="C1272D"/>
+          </w:tcPr>
+          <w:p>
+            <w:pPr>
+              <w:spacing w:after="0"/>
+            </w:pPr>
+            <w:r>
+              <w:rPr>
+                <w:b/>
+                <w:color w:val="FFFFFF"/>
+                <w:sz w:val="17"/>
+              </w:rPr>
+              <w:t>Por quê</w:t>
+            </w:r>
+          </w:p>
+        </w:tc>
+      </w:tr>
+      <w:tr>
+        <w:tc>
+          <w:tcPr>
+            <w:tcW w:type="dxa" w:w="3061"/>
+            <w:shd w:val="clear" w:fill="F8FAFC"/>
+          </w:tcPr>
+          <w:p>
+            <w:pPr>
+              <w:spacing w:after="20"/>
+            </w:pPr>
+            <w:r>
+              <w:rPr>
+                <w:b/>
+                <w:color w:val="1E293B"/>
+                <w:sz w:val="18"/>
+              </w:rPr>
+              <w:t>Base sobre a qual o custo de aquisição incide</w:t>
+            </w:r>
+          </w:p>
+        </w:tc>
+        <w:tc>
+          <w:tcPr>
+            <w:tcW w:type="dxa" w:w="3345"/>
+          </w:tcPr>
+          <w:p>
+            <w:pPr>
+              <w:spacing w:after="20"/>
+            </w:pPr>
+            <w:r>
+              <w:rPr>
+                <w:color w:val="1E293B"/>
+                <w:sz w:val="18"/>
+              </w:rPr>
+            </w:r>
+          </w:p>
+        </w:tc>
+        <w:tc>
+          <w:tcPr>
+            <w:tcW w:type="dxa" w:w="3345"/>
+          </w:tcPr>
+          <w:p>
+            <w:pPr>
+              <w:spacing w:after="20"/>
+            </w:pPr>
+            <w:r>
+              <w:rPr>
+                <w:color w:val="1E293B"/>
+                <w:sz w:val="18"/>
+              </w:rPr>
+            </w:r>
+          </w:p>
+        </w:tc>
+      </w:tr>
+      <w:tr>
+        <w:tc>
+          <w:tcPr>
+            <w:tcW w:type="dxa" w:w="3061"/>
+            <w:shd w:val="clear" w:fill="F8FAFC"/>
+          </w:tcPr>
+          <w:p>
+            <w:pPr>
+              <w:spacing w:after="20"/>
+            </w:pPr>
+            <w:r>
+              <w:rPr>
+                <w:b/>
+                <w:color w:val="1E293B"/>
+                <w:sz w:val="18"/>
+              </w:rPr>
+              <w:t>Outra premissa criada por vocês</w:t>
+            </w:r>
+          </w:p>
+        </w:tc>
+        <w:tc>
+          <w:tcPr>
+            <w:tcW w:type="dxa" w:w="3345"/>
+          </w:tcPr>
+          <w:p>
+            <w:pPr>
+              <w:spacing w:after="20"/>
+            </w:pPr>
+            <w:r>
+              <w:rPr>
+                <w:color w:val="1E293B"/>
+                <w:sz w:val="18"/>
+              </w:rPr>
+            </w:r>
+          </w:p>
+        </w:tc>
+        <w:tc>
+          <w:tcPr>
+            <w:tcW w:type="dxa" w:w="3345"/>
+          </w:tcPr>
+          <w:p>
+            <w:pPr>
+              <w:spacing w:after="20"/>
+            </w:pPr>
+            <w:r>
+              <w:rPr>
+                <w:color w:val="1E293B"/>
+                <w:sz w:val="18"/>
+              </w:rPr>
+            </w:r>
+          </w:p>
+        </w:tc>
+      </w:tr>
+    </w:tbl>
     <w:p>
       <w:pPr>
-        <w:spacing w:after="200"/>
+        <w:spacing w:after="0"/>
       </w:pPr>
-      <w:r>
-        <w:rPr>
-          <w:b w:val="0"/>
-          <w:i w:val="0"/>
-          <w:color w:val="1E293B"/>
-          <w:sz w:val="20"/>
-        </w:rPr>
-      </w:r>
-    </w:p>
-    <w:p>
-      <w:pPr>
-        <w:spacing w:after="200"/>
-      </w:pPr>
-      <w:r>
-        <w:rPr>
-          <w:b w:val="0"/>
-          <w:i w:val="0"/>
-          <w:color w:val="1E293B"/>
-          <w:sz w:val="20"/>
-        </w:rPr>
-      </w:r>
-    </w:p>
-    <w:p>
-      <w:pPr>
-        <w:spacing w:after="200"/>
-      </w:pPr>
-      <w:r>
-        <w:rPr>
-          <w:b w:val="0"/>
-          <w:i w:val="0"/>
-          <w:color w:val="1E293B"/>
-          <w:sz w:val="20"/>
-        </w:rPr>
-      </w:r>
-    </w:p>
-    <w:p>
-      <w:pPr>
-        <w:spacing w:after="200"/>
-      </w:pPr>
-      <w:r>
-        <w:rPr>
-          <w:b w:val="0"/>
-          <w:i w:val="0"/>
-          <w:color w:val="1E293B"/>
-          <w:sz w:val="20"/>
-        </w:rPr>
-      </w:r>
     </w:p>
     <w:p>
       <w:pPr>
         <w:keepNext/>
-        <w:spacing w:before="160" w:after="60"/>
+        <w:spacing w:before="180" w:after="60"/>
         <w:pBdr>
           <w:bottom w:val="single" w:sz="6" w:color="C1272D"/>
         </w:pBdr>
@@ -603,7 +2732,7 @@
           <w:color w:val="1E293B"/>
           <w:sz w:val="19"/>
         </w:rPr>
-        <w:t>A recomendação está na primeira página ou no primeiro slide, com número.</w:t>
+        <w:t>Todos os campos preenchidos, e a recomendação em uma frase com número.</w:t>
       </w:r>
     </w:p>
     <w:p>
@@ -617,7 +2746,7 @@
           <w:color w:val="1E293B"/>
           <w:sz w:val="19"/>
         </w:rPr>
-        <w:t>A cadeia do dimensionamento está visível, filtro por filtro.</w:t>
+        <w:t>A cadeia do dimensionamento mostra o cálculo de cada etapa.</w:t>
       </w:r>
     </w:p>
     <w:p>
@@ -631,7 +2760,7 @@
           <w:color w:val="1E293B"/>
           <w:sz w:val="19"/>
         </w:rPr>
-        <w:t>A premissa do custo de aquisição está escrita.</w:t>
+        <w:t>O business case tem os três anos e separa usuárias ativas de usuárias novas.</w:t>
       </w:r>
     </w:p>
     <w:p>
@@ -645,7 +2774,7 @@
           <w:color w:val="1E293B"/>
           <w:sz w:val="19"/>
         </w:rPr>
-        <w:t>A priorização de produto cita o dado do gráfico que a justifica.</w:t>
+        <w:t>A premissa do custo de aquisição está declarada.</w:t>
       </w:r>
     </w:p>
     <w:p>
@@ -659,7 +2788,7 @@
           <w:color w:val="1E293B"/>
           <w:sz w:val="19"/>
         </w:rPr>
-        <w:t>As cinco dimensões da entrada estão cobertas, inclusive precificação e métricas.</w:t>
+        <w:t>Cada linha da priorização cita o dado do gráfico que a justifica.</w:t>
       </w:r>
     </w:p>
     <w:p>
@@ -673,7 +2802,7 @@
           <w:color w:val="1E293B"/>
           <w:sz w:val="19"/>
         </w:rPr>
-        <w:t>Está dentro de 5 slides ou 2 páginas.</w:t>
+        <w:t>As cinco dimensões estão respondidas, inclusive precificação e métricas.</w:t>
       </w:r>
     </w:p>
     <w:p>
@@ -694,7 +2823,7 @@
       <w:headerReference w:type="default" r:id="rId9"/>
       <w:footerReference w:type="default" r:id="rId10"/>
       <w:pgSz w:w="12240" w:h="15840"/>
-      <w:pgMar w:top="680" w:right="907" w:bottom="624" w:left="907" w:header="720" w:footer="720" w:gutter="0"/>
+      <w:pgMar w:top="992" w:right="907" w:bottom="624" w:left="907" w:header="720" w:footer="720" w:gutter="0"/>
       <w:cols w:space="720"/>
       <w:docGrid w:linePitch="360"/>
     </w:sectPr>
